--- a/LAPORAN.docx
+++ b/LAPORAN.docx
@@ -911,6 +911,39 @@
         <w:rPr>
           <w:rFonts w:ascii="Times New Roman" w:hAnsi="Times New Roman" w:cs="Times New Roman"/>
         </w:rPr>
+        <w:t>s3-creator-hub/</w:t>
+      </w:r>
+      <w:r>
+        <w:rPr>
+          <w:rFonts w:ascii="Times New Roman" w:hAnsi="Times New Roman" w:cs="Times New Roman"/>
+        </w:rPr>
+        <w:t>create_db.py</w:t>
+      </w:r>
+      <w:r>
+        <w:rPr>
+          <w:rFonts w:ascii="Times New Roman" w:hAnsi="Times New Roman" w:cs="Times New Roman"/>
+        </w:rPr>
+        <w:tab/>
+      </w:r>
+      <w:r>
+        <w:rPr>
+          <w:rFonts w:ascii="Times New Roman" w:hAnsi="Times New Roman" w:cs="Times New Roman"/>
+        </w:rPr>
+        <w:tab/>
+        <w:t># DynamoDB</w:t>
+      </w:r>
+    </w:p>
+    <w:p>
+      <w:pPr>
+        <w:spacing w:after="0" w:line="360" w:lineRule="auto"/>
+        <w:rPr>
+          <w:rFonts w:ascii="Times New Roman" w:hAnsi="Times New Roman" w:cs="Times New Roman"/>
+        </w:rPr>
+      </w:pPr>
+      <w:r>
+        <w:rPr>
+          <w:rFonts w:ascii="Times New Roman" w:hAnsi="Times New Roman" w:cs="Times New Roman"/>
+        </w:rPr>
         <w:t>s3-creator-hub</w:t>
       </w:r>
       <w:proofErr w:type="gramStart"/>
@@ -1292,6 +1325,248 @@
     <w:p>
       <w:pPr>
         <w:spacing w:after="0" w:line="360" w:lineRule="auto"/>
+        <w:jc w:val="both"/>
+        <w:rPr>
+          <w:rFonts w:ascii="Times New Roman" w:hAnsi="Times New Roman" w:cs="Times New Roman"/>
+        </w:rPr>
+      </w:pPr>
+      <w:proofErr w:type="spellStart"/>
+      <w:r>
+        <w:rPr>
+          <w:rFonts w:ascii="Times New Roman" w:hAnsi="Times New Roman" w:cs="Times New Roman"/>
+        </w:rPr>
+        <w:t>Awali</w:t>
+      </w:r>
+      <w:proofErr w:type="spellEnd"/>
+      <w:r>
+        <w:rPr>
+          <w:rFonts w:ascii="Times New Roman" w:hAnsi="Times New Roman" w:cs="Times New Roman"/>
+        </w:rPr>
+        <w:t xml:space="preserve"> </w:t>
+      </w:r>
+      <w:proofErr w:type="spellStart"/>
+      <w:r>
+        <w:rPr>
+          <w:rFonts w:ascii="Times New Roman" w:hAnsi="Times New Roman" w:cs="Times New Roman"/>
+        </w:rPr>
+        <w:t>buka</w:t>
+      </w:r>
+      <w:proofErr w:type="spellEnd"/>
+      <w:r>
+        <w:rPr>
+          <w:rFonts w:ascii="Times New Roman" w:hAnsi="Times New Roman" w:cs="Times New Roman"/>
+        </w:rPr>
+        <w:t xml:space="preserve"> </w:t>
+      </w:r>
+      <w:proofErr w:type="gramStart"/>
+      <w:r>
+        <w:rPr>
+          <w:rFonts w:ascii="Times New Roman" w:hAnsi="Times New Roman" w:cs="Times New Roman"/>
+        </w:rPr>
+        <w:t>terminal :</w:t>
+      </w:r>
+      <w:proofErr w:type="gramEnd"/>
+      <w:r>
+        <w:rPr>
+          <w:rFonts w:ascii="Times New Roman" w:hAnsi="Times New Roman" w:cs="Times New Roman"/>
+        </w:rPr>
+        <w:t xml:space="preserve"> git clone </w:t>
+      </w:r>
+      <w:hyperlink r:id="rId5" w:history="1">
+        <w:r>
+          <w:rPr>
+            <w:rStyle w:val="Hyperlink"/>
+            <w:rFonts w:ascii="Times New Roman" w:hAnsi="Times New Roman" w:cs="Times New Roman"/>
+          </w:rPr>
+          <w:t>https://github.com/tuegair123/Creator-Asset-Unlimited-Gallery.git</w:t>
+        </w:r>
+      </w:hyperlink>
+    </w:p>
+    <w:p>
+      <w:pPr>
+        <w:spacing w:after="0" w:line="360" w:lineRule="auto"/>
+        <w:jc w:val="both"/>
+        <w:rPr>
+          <w:rFonts w:ascii="Times New Roman" w:hAnsi="Times New Roman" w:cs="Times New Roman"/>
+        </w:rPr>
+      </w:pPr>
+      <w:r>
+        <w:rPr>
+          <w:rFonts w:ascii="Times New Roman" w:hAnsi="Times New Roman" w:cs="Times New Roman"/>
+        </w:rPr>
+        <w:t>Buat virtual environment</w:t>
+      </w:r>
+      <w:r>
+        <w:rPr>
+          <w:rFonts w:ascii="Times New Roman" w:hAnsi="Times New Roman" w:cs="Times New Roman"/>
+        </w:rPr>
+        <w:t xml:space="preserve"> </w:t>
+      </w:r>
+      <w:proofErr w:type="spellStart"/>
+      <w:r>
+        <w:rPr>
+          <w:rFonts w:ascii="Times New Roman" w:hAnsi="Times New Roman" w:cs="Times New Roman"/>
+        </w:rPr>
+        <w:t>ketik</w:t>
+      </w:r>
+      <w:proofErr w:type="spellEnd"/>
+      <w:r>
+        <w:rPr>
+          <w:rFonts w:ascii="Times New Roman" w:hAnsi="Times New Roman" w:cs="Times New Roman"/>
+        </w:rPr>
+        <w:t xml:space="preserve"> di </w:t>
+      </w:r>
+      <w:proofErr w:type="spellStart"/>
+      <w:proofErr w:type="gramStart"/>
+      <w:r>
+        <w:rPr>
+          <w:rFonts w:ascii="Times New Roman" w:hAnsi="Times New Roman" w:cs="Times New Roman"/>
+        </w:rPr>
+        <w:t>terimanl</w:t>
+      </w:r>
+      <w:proofErr w:type="spellEnd"/>
+      <w:r>
+        <w:rPr>
+          <w:rFonts w:ascii="Times New Roman" w:hAnsi="Times New Roman" w:cs="Times New Roman"/>
+        </w:rPr>
+        <w:t xml:space="preserve"> :</w:t>
+      </w:r>
+      <w:proofErr w:type="gramEnd"/>
+      <w:r>
+        <w:rPr>
+          <w:rFonts w:ascii="Times New Roman" w:hAnsi="Times New Roman" w:cs="Times New Roman"/>
+        </w:rPr>
+        <w:t xml:space="preserve"> python -m </w:t>
+      </w:r>
+      <w:proofErr w:type="spellStart"/>
+      <w:r>
+        <w:rPr>
+          <w:rFonts w:ascii="Times New Roman" w:hAnsi="Times New Roman" w:cs="Times New Roman"/>
+        </w:rPr>
+        <w:t>venv</w:t>
+      </w:r>
+      <w:proofErr w:type="spellEnd"/>
+      <w:r>
+        <w:rPr>
+          <w:rFonts w:ascii="Times New Roman" w:hAnsi="Times New Roman" w:cs="Times New Roman"/>
+        </w:rPr>
+        <w:t xml:space="preserve"> .</w:t>
+      </w:r>
+      <w:proofErr w:type="spellStart"/>
+      <w:r>
+        <w:rPr>
+          <w:rFonts w:ascii="Times New Roman" w:hAnsi="Times New Roman" w:cs="Times New Roman"/>
+        </w:rPr>
+        <w:t>venv</w:t>
+      </w:r>
+      <w:proofErr w:type="spellEnd"/>
+    </w:p>
+    <w:p>
+      <w:pPr>
+        <w:spacing w:after="0" w:line="360" w:lineRule="auto"/>
+        <w:jc w:val="both"/>
+        <w:rPr>
+          <w:rFonts w:ascii="Times New Roman" w:hAnsi="Times New Roman" w:cs="Times New Roman"/>
+        </w:rPr>
+      </w:pPr>
+      <w:proofErr w:type="spellStart"/>
+      <w:r>
+        <w:rPr>
+          <w:rFonts w:ascii="Times New Roman" w:hAnsi="Times New Roman" w:cs="Times New Roman"/>
+        </w:rPr>
+        <w:t>Aktivasi</w:t>
+      </w:r>
+      <w:proofErr w:type="spellEnd"/>
+      <w:r>
+        <w:rPr>
+          <w:rFonts w:ascii="Times New Roman" w:hAnsi="Times New Roman" w:cs="Times New Roman"/>
+        </w:rPr>
+        <w:t xml:space="preserve"> </w:t>
+      </w:r>
+      <w:proofErr w:type="spellStart"/>
+      <w:r>
+        <w:rPr>
+          <w:rFonts w:ascii="Times New Roman" w:hAnsi="Times New Roman" w:cs="Times New Roman"/>
+        </w:rPr>
+        <w:t>virual</w:t>
+      </w:r>
+      <w:proofErr w:type="spellEnd"/>
+      <w:r>
+        <w:rPr>
+          <w:rFonts w:ascii="Times New Roman" w:hAnsi="Times New Roman" w:cs="Times New Roman"/>
+        </w:rPr>
+        <w:t xml:space="preserve"> environment </w:t>
+      </w:r>
+      <w:proofErr w:type="spellStart"/>
+      <w:r>
+        <w:rPr>
+          <w:rFonts w:ascii="Times New Roman" w:hAnsi="Times New Roman" w:cs="Times New Roman"/>
+        </w:rPr>
+        <w:t>ketik</w:t>
+      </w:r>
+      <w:proofErr w:type="spellEnd"/>
+      <w:r>
+        <w:rPr>
+          <w:rFonts w:ascii="Times New Roman" w:hAnsi="Times New Roman" w:cs="Times New Roman"/>
+        </w:rPr>
+        <w:t xml:space="preserve"> di </w:t>
+      </w:r>
+      <w:proofErr w:type="spellStart"/>
+      <w:proofErr w:type="gramStart"/>
+      <w:r>
+        <w:rPr>
+          <w:rFonts w:ascii="Times New Roman" w:hAnsi="Times New Roman" w:cs="Times New Roman"/>
+        </w:rPr>
+        <w:t>terimal</w:t>
+      </w:r>
+      <w:proofErr w:type="spellEnd"/>
+      <w:r>
+        <w:rPr>
+          <w:rFonts w:ascii="Times New Roman" w:hAnsi="Times New Roman" w:cs="Times New Roman"/>
+        </w:rPr>
+        <w:t xml:space="preserve"> </w:t>
+      </w:r>
+      <w:r>
+        <w:rPr>
+          <w:rFonts w:ascii="Times New Roman" w:hAnsi="Times New Roman" w:cs="Times New Roman"/>
+        </w:rPr>
+        <w:t>:</w:t>
+      </w:r>
+      <w:proofErr w:type="gramEnd"/>
+      <w:r>
+        <w:rPr>
+          <w:rFonts w:ascii="Times New Roman" w:hAnsi="Times New Roman" w:cs="Times New Roman"/>
+        </w:rPr>
+        <w:t xml:space="preserve"> .\.</w:t>
+      </w:r>
+      <w:proofErr w:type="spellStart"/>
+      <w:r>
+        <w:rPr>
+          <w:rFonts w:ascii="Times New Roman" w:hAnsi="Times New Roman" w:cs="Times New Roman"/>
+        </w:rPr>
+        <w:t>venv</w:t>
+      </w:r>
+      <w:proofErr w:type="spellEnd"/>
+      <w:r>
+        <w:rPr>
+          <w:rFonts w:ascii="Times New Roman" w:hAnsi="Times New Roman" w:cs="Times New Roman"/>
+        </w:rPr>
+        <w:t>\Scripts\activate</w:t>
+      </w:r>
+    </w:p>
+    <w:p>
+      <w:pPr>
+        <w:spacing w:after="0" w:line="360" w:lineRule="auto"/>
+        <w:jc w:val="both"/>
+        <w:rPr>
+          <w:rFonts w:ascii="Times New Roman" w:hAnsi="Times New Roman" w:cs="Times New Roman"/>
+        </w:rPr>
+      </w:pPr>
+    </w:p>
+    <w:p>
+      <w:pPr>
+        <w:spacing w:after="0" w:line="360" w:lineRule="auto"/>
+        <w:jc w:val="both"/>
         <w:rPr>
           <w:rFonts w:ascii="Times New Roman" w:hAnsi="Times New Roman" w:cs="Times New Roman"/>
           <w:b/>
@@ -1328,6 +1603,7 @@
     <w:p>
       <w:pPr>
         <w:spacing w:after="0" w:line="360" w:lineRule="auto"/>
+        <w:jc w:val="both"/>
         <w:rPr>
           <w:rFonts w:ascii="Times New Roman" w:hAnsi="Times New Roman" w:cs="Times New Roman"/>
         </w:rPr>
@@ -1384,6 +1660,7 @@
     <w:p>
       <w:pPr>
         <w:spacing w:after="0" w:line="360" w:lineRule="auto"/>
+        <w:jc w:val="both"/>
         <w:rPr>
           <w:rFonts w:ascii="Times New Roman" w:hAnsi="Times New Roman" w:cs="Times New Roman"/>
         </w:rPr>
@@ -1398,6 +1675,7 @@
     <w:p>
       <w:pPr>
         <w:spacing w:after="0" w:line="360" w:lineRule="auto"/>
+        <w:jc w:val="both"/>
         <w:rPr>
           <w:rFonts w:ascii="Times New Roman" w:hAnsi="Times New Roman" w:cs="Times New Roman"/>
         </w:rPr>
@@ -1482,6 +1760,16 @@
     <w:p>
       <w:pPr>
         <w:spacing w:after="0" w:line="360" w:lineRule="auto"/>
+        <w:jc w:val="both"/>
+        <w:rPr>
+          <w:rFonts w:ascii="Times New Roman" w:hAnsi="Times New Roman" w:cs="Times New Roman"/>
+        </w:rPr>
+      </w:pPr>
+    </w:p>
+    <w:p>
+      <w:pPr>
+        <w:spacing w:after="0" w:line="360" w:lineRule="auto"/>
+        <w:jc w:val="both"/>
         <w:rPr>
           <w:rFonts w:ascii="Times New Roman" w:hAnsi="Times New Roman" w:cs="Times New Roman"/>
           <w:b/>
@@ -1494,6 +1782,7 @@
           <w:b/>
           <w:bCs/>
         </w:rPr>
+        <w:lastRenderedPageBreak/>
         <w:t xml:space="preserve">Langkah 2: </w:t>
       </w:r>
       <w:proofErr w:type="spellStart"/>
@@ -1518,6 +1807,7 @@
     <w:p>
       <w:pPr>
         <w:spacing w:after="0" w:line="360" w:lineRule="auto"/>
+        <w:jc w:val="both"/>
         <w:rPr>
           <w:rFonts w:ascii="Times New Roman" w:hAnsi="Times New Roman" w:cs="Times New Roman"/>
         </w:rPr>
@@ -1638,6 +1928,7 @@
     <w:p>
       <w:pPr>
         <w:spacing w:after="0" w:line="360" w:lineRule="auto"/>
+        <w:jc w:val="both"/>
         <w:rPr>
           <w:rFonts w:ascii="Times New Roman" w:hAnsi="Times New Roman" w:cs="Times New Roman"/>
         </w:rPr>
@@ -1652,6 +1943,7 @@
     <w:p>
       <w:pPr>
         <w:spacing w:after="0" w:line="360" w:lineRule="auto"/>
+        <w:jc w:val="both"/>
         <w:rPr>
           <w:rFonts w:ascii="Times New Roman" w:hAnsi="Times New Roman" w:cs="Times New Roman"/>
         </w:rPr>
@@ -1666,6 +1958,7 @@
     <w:p>
       <w:pPr>
         <w:spacing w:after="0" w:line="360" w:lineRule="auto"/>
+        <w:jc w:val="both"/>
         <w:rPr>
           <w:rFonts w:ascii="Times New Roman" w:hAnsi="Times New Roman" w:cs="Times New Roman"/>
         </w:rPr>
@@ -1680,6 +1973,7 @@
     <w:p>
       <w:pPr>
         <w:spacing w:after="0" w:line="360" w:lineRule="auto"/>
+        <w:jc w:val="both"/>
         <w:rPr>
           <w:rFonts w:ascii="Times New Roman" w:hAnsi="Times New Roman" w:cs="Times New Roman"/>
         </w:rPr>
@@ -1702,21 +1996,31 @@
     <w:p>
       <w:pPr>
         <w:spacing w:after="0" w:line="360" w:lineRule="auto"/>
-        <w:rPr>
-          <w:rFonts w:ascii="Times New Roman" w:hAnsi="Times New Roman" w:cs="Times New Roman"/>
-        </w:rPr>
-      </w:pPr>
-      <w:r>
-        <w:rPr>
-          <w:rFonts w:ascii="Times New Roman" w:hAnsi="Times New Roman" w:cs="Times New Roman"/>
-        </w:rPr>
-        <w:lastRenderedPageBreak/>
+        <w:jc w:val="both"/>
+        <w:rPr>
+          <w:rFonts w:ascii="Times New Roman" w:hAnsi="Times New Roman" w:cs="Times New Roman"/>
+        </w:rPr>
+      </w:pPr>
+      <w:r>
+        <w:rPr>
+          <w:rFonts w:ascii="Times New Roman" w:hAnsi="Times New Roman" w:cs="Times New Roman"/>
+        </w:rPr>
         <w:t>AWS_ENDPOINT_URL=http://localhost:4566</w:t>
       </w:r>
     </w:p>
     <w:p>
       <w:pPr>
         <w:spacing w:after="0" w:line="360" w:lineRule="auto"/>
+        <w:jc w:val="both"/>
+        <w:rPr>
+          <w:rFonts w:ascii="Times New Roman" w:hAnsi="Times New Roman" w:cs="Times New Roman"/>
+        </w:rPr>
+      </w:pPr>
+    </w:p>
+    <w:p>
+      <w:pPr>
+        <w:spacing w:after="0" w:line="360" w:lineRule="auto"/>
+        <w:jc w:val="both"/>
         <w:rPr>
           <w:rFonts w:ascii="Times New Roman" w:hAnsi="Times New Roman" w:cs="Times New Roman"/>
           <w:b/>
@@ -1771,6 +2075,7 @@
     <w:p>
       <w:pPr>
         <w:spacing w:after="0" w:line="360" w:lineRule="auto"/>
+        <w:jc w:val="both"/>
         <w:rPr>
           <w:rFonts w:ascii="Times New Roman" w:hAnsi="Times New Roman" w:cs="Times New Roman"/>
         </w:rPr>
@@ -1841,6 +2146,7 @@
     <w:p>
       <w:pPr>
         <w:spacing w:after="0" w:line="360" w:lineRule="auto"/>
+        <w:jc w:val="both"/>
         <w:rPr>
           <w:rFonts w:ascii="Times New Roman" w:hAnsi="Times New Roman" w:cs="Times New Roman"/>
         </w:rPr>
@@ -1869,6 +2175,7 @@
     <w:p>
       <w:pPr>
         <w:spacing w:after="0" w:line="360" w:lineRule="auto"/>
+        <w:jc w:val="both"/>
         <w:rPr>
           <w:rFonts w:ascii="Times New Roman" w:hAnsi="Times New Roman" w:cs="Times New Roman"/>
         </w:rPr>
@@ -1981,6 +2288,16 @@
     <w:p>
       <w:pPr>
         <w:spacing w:after="0" w:line="360" w:lineRule="auto"/>
+        <w:jc w:val="both"/>
+        <w:rPr>
+          <w:rFonts w:ascii="Times New Roman" w:hAnsi="Times New Roman" w:cs="Times New Roman"/>
+        </w:rPr>
+      </w:pPr>
+    </w:p>
+    <w:p>
+      <w:pPr>
+        <w:spacing w:after="0" w:line="360" w:lineRule="auto"/>
+        <w:jc w:val="both"/>
         <w:rPr>
           <w:rFonts w:ascii="Times New Roman" w:hAnsi="Times New Roman" w:cs="Times New Roman"/>
           <w:b/>
@@ -2027,6 +2344,7 @@
     <w:p>
       <w:pPr>
         <w:spacing w:after="0" w:line="360" w:lineRule="auto"/>
+        <w:jc w:val="both"/>
         <w:rPr>
           <w:rFonts w:ascii="Times New Roman" w:hAnsi="Times New Roman" w:cs="Times New Roman"/>
           <w:lang w:val="fi-FI"/>
@@ -2043,6 +2361,7 @@
     <w:p>
       <w:pPr>
         <w:spacing w:after="0" w:line="360" w:lineRule="auto"/>
+        <w:jc w:val="both"/>
         <w:rPr>
           <w:rFonts w:ascii="Times New Roman" w:hAnsi="Times New Roman" w:cs="Times New Roman"/>
         </w:rPr>
@@ -2093,6 +2412,7 @@
     <w:p>
       <w:pPr>
         <w:spacing w:after="0" w:line="360" w:lineRule="auto"/>
+        <w:jc w:val="both"/>
         <w:rPr>
           <w:rFonts w:ascii="Times New Roman" w:hAnsi="Times New Roman" w:cs="Times New Roman"/>
         </w:rPr>
@@ -2135,6 +2455,7 @@
     <w:p>
       <w:pPr>
         <w:spacing w:after="0" w:line="360" w:lineRule="auto"/>
+        <w:jc w:val="both"/>
         <w:rPr>
           <w:rFonts w:ascii="Times New Roman" w:hAnsi="Times New Roman" w:cs="Times New Roman"/>
         </w:rPr>
@@ -2233,6 +2554,60 @@
     <w:p>
       <w:pPr>
         <w:spacing w:after="0" w:line="360" w:lineRule="auto"/>
+        <w:jc w:val="both"/>
+        <w:rPr>
+          <w:rFonts w:ascii="Times New Roman" w:hAnsi="Times New Roman" w:cs="Times New Roman"/>
+        </w:rPr>
+      </w:pPr>
+      <w:r>
+        <w:rPr>
+          <w:rFonts w:ascii="Times New Roman" w:hAnsi="Times New Roman" w:cs="Times New Roman"/>
+        </w:rPr>
+        <w:t>&gt; python create_db.py</w:t>
+      </w:r>
+    </w:p>
+    <w:p>
+      <w:pPr>
+        <w:spacing w:after="0" w:line="360" w:lineRule="auto"/>
+        <w:jc w:val="both"/>
+        <w:rPr>
+          <w:rFonts w:ascii="Times New Roman" w:hAnsi="Times New Roman" w:cs="Times New Roman"/>
+        </w:rPr>
+      </w:pPr>
+      <w:r>
+        <w:rPr>
+          <w:rFonts w:ascii="Times New Roman" w:hAnsi="Times New Roman" w:cs="Times New Roman"/>
+        </w:rPr>
+        <w:t xml:space="preserve">(Buat database </w:t>
+      </w:r>
+      <w:proofErr w:type="spellStart"/>
+      <w:r>
+        <w:rPr>
+          <w:rFonts w:ascii="Times New Roman" w:hAnsi="Times New Roman" w:cs="Times New Roman"/>
+        </w:rPr>
+        <w:t>dynamoDB</w:t>
+      </w:r>
+      <w:proofErr w:type="spellEnd"/>
+      <w:r>
+        <w:rPr>
+          <w:rFonts w:ascii="Times New Roman" w:hAnsi="Times New Roman" w:cs="Times New Roman"/>
+        </w:rPr>
+        <w:t>)</w:t>
+      </w:r>
+    </w:p>
+    <w:p>
+      <w:pPr>
+        <w:spacing w:after="0" w:line="360" w:lineRule="auto"/>
+        <w:jc w:val="both"/>
+        <w:rPr>
+          <w:rFonts w:ascii="Times New Roman" w:hAnsi="Times New Roman" w:cs="Times New Roman"/>
+        </w:rPr>
+      </w:pPr>
+    </w:p>
+    <w:p>
+      <w:pPr>
+        <w:spacing w:after="0" w:line="360" w:lineRule="auto"/>
+        <w:jc w:val="both"/>
         <w:rPr>
           <w:rFonts w:ascii="Times New Roman" w:hAnsi="Times New Roman" w:cs="Times New Roman"/>
           <w:b/>
@@ -2253,6 +2628,7 @@
     <w:p>
       <w:pPr>
         <w:spacing w:after="0" w:line="360" w:lineRule="auto"/>
+        <w:jc w:val="both"/>
         <w:rPr>
           <w:rFonts w:ascii="Times New Roman" w:hAnsi="Times New Roman" w:cs="Times New Roman"/>
           <w:lang w:val="fi-FI"/>
@@ -2269,6 +2645,7 @@
     <w:p>
       <w:pPr>
         <w:spacing w:after="0" w:line="360" w:lineRule="auto"/>
+        <w:jc w:val="both"/>
         <w:rPr>
           <w:rFonts w:ascii="Times New Roman" w:hAnsi="Times New Roman" w:cs="Times New Roman"/>
           <w:lang w:val="fi-FI"/>
@@ -2285,6 +2662,17 @@
     <w:p>
       <w:pPr>
         <w:spacing w:after="0" w:line="360" w:lineRule="auto"/>
+        <w:jc w:val="both"/>
+        <w:rPr>
+          <w:rFonts w:ascii="Times New Roman" w:hAnsi="Times New Roman" w:cs="Times New Roman"/>
+          <w:lang w:val="fi-FI"/>
+        </w:rPr>
+      </w:pPr>
+    </w:p>
+    <w:p>
+      <w:pPr>
+        <w:spacing w:after="0" w:line="360" w:lineRule="auto"/>
+        <w:jc w:val="both"/>
         <w:rPr>
           <w:rFonts w:ascii="Times New Roman" w:hAnsi="Times New Roman" w:cs="Times New Roman"/>
           <w:b/>
@@ -2299,12 +2687,13 @@
           <w:bCs/>
           <w:lang w:val="fi-FI"/>
         </w:rPr>
-        <w:t>Langkah 6: Akses Aplikasi</w:t>
-      </w:r>
-    </w:p>
-    <w:p>
-      <w:pPr>
-        <w:spacing w:after="0" w:line="360" w:lineRule="auto"/>
+        <w:t>Langkah 6: Konfigurasi stackport</w:t>
+      </w:r>
+    </w:p>
+    <w:p>
+      <w:pPr>
+        <w:spacing w:after="0" w:line="360" w:lineRule="auto"/>
+        <w:jc w:val="both"/>
         <w:rPr>
           <w:rFonts w:ascii="Times New Roman" w:hAnsi="Times New Roman" w:cs="Times New Roman"/>
           <w:lang w:val="fi-FI"/>
@@ -2315,27 +2704,637 @@
           <w:rFonts w:ascii="Times New Roman" w:hAnsi="Times New Roman" w:cs="Times New Roman"/>
           <w:lang w:val="fi-FI"/>
         </w:rPr>
-        <w:t>Buka web browser Anda (Chrome/Edge/Firefox) lalu ketik URL berikut:</w:t>
-      </w:r>
-    </w:p>
-    <w:p>
-      <w:pPr>
-        <w:spacing w:after="0" w:line="360" w:lineRule="auto"/>
-        <w:rPr>
-          <w:rFonts w:ascii="Times New Roman" w:hAnsi="Times New Roman" w:cs="Times New Roman"/>
-        </w:rPr>
-      </w:pPr>
-      <w:r>
-        <w:rPr>
-          <w:rFonts w:ascii="Times New Roman" w:hAnsi="Times New Roman" w:cs="Times New Roman"/>
-        </w:rPr>
-        <w:t>&gt; http://127.0.0.1:5000</w:t>
-      </w:r>
-    </w:p>
-    <w:p>
-      <w:pPr>
-        <w:spacing w:after="0" w:line="360" w:lineRule="auto"/>
-        <w:jc w:val="center"/>
+        <w:t>Buka web browser anda</w:t>
+      </w:r>
+    </w:p>
+    <w:p>
+      <w:pPr>
+        <w:spacing w:after="0" w:line="360" w:lineRule="auto"/>
+        <w:jc w:val="both"/>
+        <w:rPr>
+          <w:rFonts w:ascii="Times New Roman" w:hAnsi="Times New Roman" w:cs="Times New Roman"/>
+        </w:rPr>
+      </w:pPr>
+      <w:r>
+        <w:rPr>
+          <w:rFonts w:ascii="Times New Roman" w:hAnsi="Times New Roman" w:cs="Times New Roman"/>
+        </w:rPr>
+        <w:t>&gt; http://localhost:8080</w:t>
+      </w:r>
+    </w:p>
+    <w:p>
+      <w:pPr>
+        <w:spacing w:after="0" w:line="360" w:lineRule="auto"/>
+        <w:jc w:val="both"/>
+        <w:rPr>
+          <w:rFonts w:ascii="Times New Roman" w:hAnsi="Times New Roman" w:cs="Times New Roman"/>
+        </w:rPr>
+      </w:pPr>
+      <w:r>
+        <w:rPr>
+          <w:rFonts w:ascii="Times New Roman" w:hAnsi="Times New Roman" w:cs="Times New Roman"/>
+        </w:rPr>
+        <w:t xml:space="preserve">Masuk </w:t>
+      </w:r>
+      <w:proofErr w:type="spellStart"/>
+      <w:r>
+        <w:rPr>
+          <w:rFonts w:ascii="Times New Roman" w:hAnsi="Times New Roman" w:cs="Times New Roman"/>
+        </w:rPr>
+        <w:t>ke</w:t>
+      </w:r>
+      <w:proofErr w:type="spellEnd"/>
+      <w:r>
+        <w:rPr>
+          <w:rFonts w:ascii="Times New Roman" w:hAnsi="Times New Roman" w:cs="Times New Roman"/>
+        </w:rPr>
+        <w:t xml:space="preserve"> menu Settings &gt; Endpoints &gt; + Add Endpoint.</w:t>
+      </w:r>
+    </w:p>
+    <w:p>
+      <w:pPr>
+        <w:spacing w:after="0" w:line="360" w:lineRule="auto"/>
+        <w:jc w:val="both"/>
+        <w:rPr>
+          <w:rFonts w:ascii="Times New Roman" w:hAnsi="Times New Roman" w:cs="Times New Roman"/>
+        </w:rPr>
+      </w:pPr>
+      <w:r>
+        <w:rPr>
+          <w:rFonts w:ascii="Times New Roman" w:hAnsi="Times New Roman" w:cs="Times New Roman"/>
+        </w:rPr>
+        <w:t xml:space="preserve">Isi </w:t>
+      </w:r>
+      <w:proofErr w:type="spellStart"/>
+      <w:r>
+        <w:rPr>
+          <w:rFonts w:ascii="Times New Roman" w:hAnsi="Times New Roman" w:cs="Times New Roman"/>
+        </w:rPr>
+        <w:t>konfigurasi</w:t>
+      </w:r>
+      <w:proofErr w:type="spellEnd"/>
+      <w:r>
+        <w:rPr>
+          <w:rFonts w:ascii="Times New Roman" w:hAnsi="Times New Roman" w:cs="Times New Roman"/>
+        </w:rPr>
+        <w:t xml:space="preserve"> </w:t>
+      </w:r>
+      <w:proofErr w:type="spellStart"/>
+      <w:r>
+        <w:rPr>
+          <w:rFonts w:ascii="Times New Roman" w:hAnsi="Times New Roman" w:cs="Times New Roman"/>
+        </w:rPr>
+        <w:t>berikut</w:t>
+      </w:r>
+      <w:proofErr w:type="spellEnd"/>
+      <w:r>
+        <w:rPr>
+          <w:rFonts w:ascii="Times New Roman" w:hAnsi="Times New Roman" w:cs="Times New Roman"/>
+        </w:rPr>
+        <w:t xml:space="preserve"> agar </w:t>
+      </w:r>
+      <w:proofErr w:type="spellStart"/>
+      <w:r>
+        <w:rPr>
+          <w:rFonts w:ascii="Times New Roman" w:hAnsi="Times New Roman" w:cs="Times New Roman"/>
+        </w:rPr>
+        <w:t>StackPort</w:t>
+      </w:r>
+      <w:proofErr w:type="spellEnd"/>
+      <w:r>
+        <w:rPr>
+          <w:rFonts w:ascii="Times New Roman" w:hAnsi="Times New Roman" w:cs="Times New Roman"/>
+        </w:rPr>
+        <w:t xml:space="preserve"> </w:t>
+      </w:r>
+      <w:proofErr w:type="spellStart"/>
+      <w:r>
+        <w:rPr>
+          <w:rFonts w:ascii="Times New Roman" w:hAnsi="Times New Roman" w:cs="Times New Roman"/>
+        </w:rPr>
+        <w:t>bisa</w:t>
+      </w:r>
+      <w:proofErr w:type="spellEnd"/>
+      <w:r>
+        <w:rPr>
+          <w:rFonts w:ascii="Times New Roman" w:hAnsi="Times New Roman" w:cs="Times New Roman"/>
+        </w:rPr>
+        <w:t xml:space="preserve"> </w:t>
+      </w:r>
+      <w:proofErr w:type="spellStart"/>
+      <w:r>
+        <w:rPr>
+          <w:rFonts w:ascii="Times New Roman" w:hAnsi="Times New Roman" w:cs="Times New Roman"/>
+        </w:rPr>
+        <w:t>menembus</w:t>
+      </w:r>
+      <w:proofErr w:type="spellEnd"/>
+      <w:r>
+        <w:rPr>
+          <w:rFonts w:ascii="Times New Roman" w:hAnsi="Times New Roman" w:cs="Times New Roman"/>
+        </w:rPr>
+        <w:t xml:space="preserve"> </w:t>
+      </w:r>
+      <w:proofErr w:type="spellStart"/>
+      <w:r>
+        <w:rPr>
+          <w:rFonts w:ascii="Times New Roman" w:hAnsi="Times New Roman" w:cs="Times New Roman"/>
+        </w:rPr>
+        <w:t>isolasi</w:t>
+      </w:r>
+      <w:proofErr w:type="spellEnd"/>
+      <w:r>
+        <w:rPr>
+          <w:rFonts w:ascii="Times New Roman" w:hAnsi="Times New Roman" w:cs="Times New Roman"/>
+        </w:rPr>
+        <w:t xml:space="preserve"> </w:t>
+      </w:r>
+      <w:proofErr w:type="spellStart"/>
+      <w:r>
+        <w:rPr>
+          <w:rFonts w:ascii="Times New Roman" w:hAnsi="Times New Roman" w:cs="Times New Roman"/>
+        </w:rPr>
+        <w:t>jaringan</w:t>
+      </w:r>
+      <w:proofErr w:type="spellEnd"/>
+      <w:r>
+        <w:rPr>
+          <w:rFonts w:ascii="Times New Roman" w:hAnsi="Times New Roman" w:cs="Times New Roman"/>
+        </w:rPr>
+        <w:t xml:space="preserve"> Docker:</w:t>
+      </w:r>
+    </w:p>
+    <w:p>
+      <w:pPr>
+        <w:spacing w:after="0" w:line="360" w:lineRule="auto"/>
+        <w:jc w:val="both"/>
+        <w:rPr>
+          <w:rFonts w:ascii="Times New Roman" w:hAnsi="Times New Roman" w:cs="Times New Roman"/>
+        </w:rPr>
+      </w:pPr>
+    </w:p>
+    <w:p>
+      <w:pPr>
+        <w:spacing w:after="0" w:line="360" w:lineRule="auto"/>
+        <w:jc w:val="both"/>
+        <w:rPr>
+          <w:rFonts w:ascii="Times New Roman" w:hAnsi="Times New Roman" w:cs="Times New Roman"/>
+        </w:rPr>
+      </w:pPr>
+      <w:r>
+        <w:rPr>
+          <w:rFonts w:ascii="Times New Roman" w:hAnsi="Times New Roman" w:cs="Times New Roman"/>
+        </w:rPr>
+        <w:t xml:space="preserve">Name: </w:t>
+      </w:r>
+      <w:proofErr w:type="spellStart"/>
+      <w:r>
+        <w:rPr>
+          <w:rFonts w:ascii="Times New Roman" w:hAnsi="Times New Roman" w:cs="Times New Roman"/>
+        </w:rPr>
+        <w:t>Localstack</w:t>
+      </w:r>
+      <w:proofErr w:type="spellEnd"/>
+    </w:p>
+    <w:p>
+      <w:pPr>
+        <w:spacing w:after="0" w:line="360" w:lineRule="auto"/>
+        <w:jc w:val="both"/>
+        <w:rPr>
+          <w:rFonts w:ascii="Times New Roman" w:hAnsi="Times New Roman" w:cs="Times New Roman"/>
+        </w:rPr>
+      </w:pPr>
+      <w:r>
+        <w:rPr>
+          <w:rFonts w:ascii="Times New Roman" w:hAnsi="Times New Roman" w:cs="Times New Roman"/>
+        </w:rPr>
+        <w:t xml:space="preserve">Endpoint URL: </w:t>
+      </w:r>
+      <w:hyperlink r:id="rId6" w:history="1">
+        <w:r>
+          <w:rPr>
+            <w:rStyle w:val="Hyperlink"/>
+            <w:rFonts w:ascii="Times New Roman" w:hAnsi="Times New Roman" w:cs="Times New Roman"/>
+          </w:rPr>
+          <w:t>http://host.docker.internal:4566</w:t>
+        </w:r>
+      </w:hyperlink>
+      <w:r>
+        <w:rPr>
+          <w:rFonts w:ascii="Times New Roman" w:hAnsi="Times New Roman" w:cs="Times New Roman"/>
+        </w:rPr>
+        <w:t xml:space="preserve"> (Wajib </w:t>
+      </w:r>
+      <w:proofErr w:type="spellStart"/>
+      <w:r>
+        <w:rPr>
+          <w:rFonts w:ascii="Times New Roman" w:hAnsi="Times New Roman" w:cs="Times New Roman"/>
+        </w:rPr>
+        <w:t>menggunakan</w:t>
+      </w:r>
+      <w:proofErr w:type="spellEnd"/>
+      <w:r>
+        <w:rPr>
+          <w:rFonts w:ascii="Times New Roman" w:hAnsi="Times New Roman" w:cs="Times New Roman"/>
+        </w:rPr>
+        <w:t xml:space="preserve"> URL </w:t>
+      </w:r>
+      <w:proofErr w:type="spellStart"/>
+      <w:r>
+        <w:rPr>
+          <w:rFonts w:ascii="Times New Roman" w:hAnsi="Times New Roman" w:cs="Times New Roman"/>
+        </w:rPr>
+        <w:t>ini</w:t>
+      </w:r>
+      <w:proofErr w:type="spellEnd"/>
+      <w:r>
+        <w:rPr>
+          <w:rFonts w:ascii="Times New Roman" w:hAnsi="Times New Roman" w:cs="Times New Roman"/>
+        </w:rPr>
+        <w:t xml:space="preserve">, </w:t>
+      </w:r>
+      <w:proofErr w:type="spellStart"/>
+      <w:r>
+        <w:rPr>
+          <w:rFonts w:ascii="Times New Roman" w:hAnsi="Times New Roman" w:cs="Times New Roman"/>
+        </w:rPr>
+        <w:t>jangan</w:t>
+      </w:r>
+      <w:proofErr w:type="spellEnd"/>
+      <w:r>
+        <w:rPr>
+          <w:rFonts w:ascii="Times New Roman" w:hAnsi="Times New Roman" w:cs="Times New Roman"/>
+        </w:rPr>
+        <w:t xml:space="preserve"> </w:t>
+      </w:r>
+      <w:proofErr w:type="spellStart"/>
+      <w:r>
+        <w:rPr>
+          <w:rFonts w:ascii="Times New Roman" w:hAnsi="Times New Roman" w:cs="Times New Roman"/>
+        </w:rPr>
+        <w:t>menggunakan</w:t>
+      </w:r>
+      <w:proofErr w:type="spellEnd"/>
+      <w:r>
+        <w:rPr>
+          <w:rFonts w:ascii="Times New Roman" w:hAnsi="Times New Roman" w:cs="Times New Roman"/>
+        </w:rPr>
+        <w:t xml:space="preserve"> localhost)</w:t>
+      </w:r>
+    </w:p>
+    <w:p>
+      <w:pPr>
+        <w:spacing w:after="0" w:line="360" w:lineRule="auto"/>
+        <w:jc w:val="both"/>
+        <w:rPr>
+          <w:rFonts w:ascii="Times New Roman" w:hAnsi="Times New Roman" w:cs="Times New Roman"/>
+        </w:rPr>
+      </w:pPr>
+      <w:r>
+        <w:rPr>
+          <w:rFonts w:ascii="Times New Roman" w:hAnsi="Times New Roman" w:cs="Times New Roman"/>
+        </w:rPr>
+        <w:t>Region: us-east-1</w:t>
+      </w:r>
+    </w:p>
+    <w:p>
+      <w:pPr>
+        <w:spacing w:after="0" w:line="360" w:lineRule="auto"/>
+        <w:jc w:val="both"/>
+        <w:rPr>
+          <w:rFonts w:ascii="Times New Roman" w:hAnsi="Times New Roman" w:cs="Times New Roman"/>
+        </w:rPr>
+      </w:pPr>
+      <w:r>
+        <w:rPr>
+          <w:rFonts w:ascii="Times New Roman" w:hAnsi="Times New Roman" w:cs="Times New Roman"/>
+        </w:rPr>
+        <w:t xml:space="preserve">Authentication: </w:t>
+      </w:r>
+      <w:proofErr w:type="spellStart"/>
+      <w:r>
+        <w:rPr>
+          <w:rFonts w:ascii="Times New Roman" w:hAnsi="Times New Roman" w:cs="Times New Roman"/>
+        </w:rPr>
+        <w:t>Pilih</w:t>
+      </w:r>
+      <w:proofErr w:type="spellEnd"/>
+      <w:r>
+        <w:rPr>
+          <w:rFonts w:ascii="Times New Roman" w:hAnsi="Times New Roman" w:cs="Times New Roman"/>
+        </w:rPr>
+        <w:t xml:space="preserve"> Manual / Static Credentials</w:t>
+      </w:r>
+    </w:p>
+    <w:p>
+      <w:pPr>
+        <w:spacing w:after="0" w:line="360" w:lineRule="auto"/>
+        <w:jc w:val="both"/>
+        <w:rPr>
+          <w:rFonts w:ascii="Times New Roman" w:hAnsi="Times New Roman" w:cs="Times New Roman"/>
+        </w:rPr>
+      </w:pPr>
+      <w:r>
+        <w:rPr>
+          <w:rFonts w:ascii="Times New Roman" w:hAnsi="Times New Roman" w:cs="Times New Roman"/>
+        </w:rPr>
+        <w:t>Access Key ID: test</w:t>
+      </w:r>
+    </w:p>
+    <w:p>
+      <w:pPr>
+        <w:spacing w:after="0" w:line="360" w:lineRule="auto"/>
+        <w:jc w:val="both"/>
+        <w:rPr>
+          <w:rFonts w:ascii="Times New Roman" w:hAnsi="Times New Roman" w:cs="Times New Roman"/>
+        </w:rPr>
+      </w:pPr>
+      <w:r>
+        <w:rPr>
+          <w:rFonts w:ascii="Times New Roman" w:hAnsi="Times New Roman" w:cs="Times New Roman"/>
+        </w:rPr>
+        <w:lastRenderedPageBreak/>
+        <w:t>Secret Access Key: test</w:t>
+      </w:r>
+    </w:p>
+    <w:p>
+      <w:pPr>
+        <w:spacing w:after="0" w:line="360" w:lineRule="auto"/>
+        <w:jc w:val="both"/>
+        <w:rPr>
+          <w:rFonts w:ascii="Times New Roman" w:hAnsi="Times New Roman" w:cs="Times New Roman"/>
+        </w:rPr>
+      </w:pPr>
+      <w:proofErr w:type="spellStart"/>
+      <w:r>
+        <w:rPr>
+          <w:rFonts w:ascii="Times New Roman" w:hAnsi="Times New Roman" w:cs="Times New Roman"/>
+        </w:rPr>
+        <w:t>Klik</w:t>
+      </w:r>
+      <w:proofErr w:type="spellEnd"/>
+      <w:r>
+        <w:rPr>
+          <w:rFonts w:ascii="Times New Roman" w:hAnsi="Times New Roman" w:cs="Times New Roman"/>
+        </w:rPr>
+        <w:t xml:space="preserve"> Test Connection. Jika status </w:t>
+      </w:r>
+      <w:proofErr w:type="spellStart"/>
+      <w:r>
+        <w:rPr>
+          <w:rFonts w:ascii="Times New Roman" w:hAnsi="Times New Roman" w:cs="Times New Roman"/>
+        </w:rPr>
+        <w:t>sudah</w:t>
+      </w:r>
+      <w:proofErr w:type="spellEnd"/>
+      <w:r>
+        <w:rPr>
+          <w:rFonts w:ascii="Times New Roman" w:hAnsi="Times New Roman" w:cs="Times New Roman"/>
+        </w:rPr>
+        <w:t xml:space="preserve"> </w:t>
+      </w:r>
+      <w:proofErr w:type="spellStart"/>
+      <w:r>
+        <w:rPr>
+          <w:rFonts w:ascii="Times New Roman" w:hAnsi="Times New Roman" w:cs="Times New Roman"/>
+        </w:rPr>
+        <w:t>berubah</w:t>
+      </w:r>
+      <w:proofErr w:type="spellEnd"/>
+      <w:r>
+        <w:rPr>
+          <w:rFonts w:ascii="Times New Roman" w:hAnsi="Times New Roman" w:cs="Times New Roman"/>
+        </w:rPr>
+        <w:t xml:space="preserve"> </w:t>
+      </w:r>
+      <w:proofErr w:type="spellStart"/>
+      <w:r>
+        <w:rPr>
+          <w:rFonts w:ascii="Times New Roman" w:hAnsi="Times New Roman" w:cs="Times New Roman"/>
+        </w:rPr>
+        <w:t>menjadi</w:t>
+      </w:r>
+      <w:proofErr w:type="spellEnd"/>
+      <w:r>
+        <w:rPr>
+          <w:rFonts w:ascii="Times New Roman" w:hAnsi="Times New Roman" w:cs="Times New Roman"/>
+        </w:rPr>
+        <w:t xml:space="preserve"> Healthy (Hijau), </w:t>
+      </w:r>
+      <w:proofErr w:type="spellStart"/>
+      <w:r>
+        <w:rPr>
+          <w:rFonts w:ascii="Times New Roman" w:hAnsi="Times New Roman" w:cs="Times New Roman"/>
+        </w:rPr>
+        <w:t>simpan</w:t>
+      </w:r>
+      <w:proofErr w:type="spellEnd"/>
+      <w:r>
+        <w:rPr>
+          <w:rFonts w:ascii="Times New Roman" w:hAnsi="Times New Roman" w:cs="Times New Roman"/>
+        </w:rPr>
+        <w:t xml:space="preserve"> </w:t>
+      </w:r>
+      <w:proofErr w:type="spellStart"/>
+      <w:r>
+        <w:rPr>
+          <w:rFonts w:ascii="Times New Roman" w:hAnsi="Times New Roman" w:cs="Times New Roman"/>
+        </w:rPr>
+        <w:t>konfigurasi</w:t>
+      </w:r>
+      <w:proofErr w:type="spellEnd"/>
+      <w:r>
+        <w:rPr>
+          <w:rFonts w:ascii="Times New Roman" w:hAnsi="Times New Roman" w:cs="Times New Roman"/>
+        </w:rPr>
+        <w:t xml:space="preserve"> </w:t>
+      </w:r>
+      <w:proofErr w:type="spellStart"/>
+      <w:r>
+        <w:rPr>
+          <w:rFonts w:ascii="Times New Roman" w:hAnsi="Times New Roman" w:cs="Times New Roman"/>
+        </w:rPr>
+        <w:t>tersebut</w:t>
+      </w:r>
+      <w:proofErr w:type="spellEnd"/>
+      <w:r>
+        <w:rPr>
+          <w:rFonts w:ascii="Times New Roman" w:hAnsi="Times New Roman" w:cs="Times New Roman"/>
+        </w:rPr>
+        <w:t>.</w:t>
+      </w:r>
+    </w:p>
+    <w:p>
+      <w:pPr>
+        <w:spacing w:after="0" w:line="360" w:lineRule="auto"/>
+        <w:jc w:val="both"/>
+        <w:rPr>
+          <w:rFonts w:ascii="Times New Roman" w:hAnsi="Times New Roman" w:cs="Times New Roman"/>
+        </w:rPr>
+      </w:pPr>
+    </w:p>
+    <w:p>
+      <w:pPr>
+        <w:spacing w:after="0" w:line="360" w:lineRule="auto"/>
+        <w:jc w:val="both"/>
+        <w:rPr>
+          <w:rFonts w:ascii="Times New Roman" w:hAnsi="Times New Roman" w:cs="Times New Roman"/>
+        </w:rPr>
+      </w:pPr>
+      <w:proofErr w:type="spellStart"/>
+      <w:r>
+        <w:rPr>
+          <w:rFonts w:ascii="Times New Roman" w:hAnsi="Times New Roman" w:cs="Times New Roman"/>
+        </w:rPr>
+        <w:t>Gunakan</w:t>
+      </w:r>
+      <w:proofErr w:type="spellEnd"/>
+      <w:r>
+        <w:rPr>
+          <w:rFonts w:ascii="Times New Roman" w:hAnsi="Times New Roman" w:cs="Times New Roman"/>
+        </w:rPr>
+        <w:t xml:space="preserve"> menu Resources di </w:t>
+      </w:r>
+      <w:proofErr w:type="spellStart"/>
+      <w:r>
+        <w:rPr>
+          <w:rFonts w:ascii="Times New Roman" w:hAnsi="Times New Roman" w:cs="Times New Roman"/>
+        </w:rPr>
+        <w:t>sebelah</w:t>
+      </w:r>
+      <w:proofErr w:type="spellEnd"/>
+      <w:r>
+        <w:rPr>
+          <w:rFonts w:ascii="Times New Roman" w:hAnsi="Times New Roman" w:cs="Times New Roman"/>
+        </w:rPr>
+        <w:t xml:space="preserve"> </w:t>
+      </w:r>
+      <w:proofErr w:type="spellStart"/>
+      <w:r>
+        <w:rPr>
+          <w:rFonts w:ascii="Times New Roman" w:hAnsi="Times New Roman" w:cs="Times New Roman"/>
+        </w:rPr>
+        <w:t>kiri</w:t>
+      </w:r>
+      <w:proofErr w:type="spellEnd"/>
+      <w:r>
+        <w:rPr>
+          <w:rFonts w:ascii="Times New Roman" w:hAnsi="Times New Roman" w:cs="Times New Roman"/>
+        </w:rPr>
+        <w:t xml:space="preserve"> </w:t>
+      </w:r>
+      <w:proofErr w:type="spellStart"/>
+      <w:r>
+        <w:rPr>
+          <w:rFonts w:ascii="Times New Roman" w:hAnsi="Times New Roman" w:cs="Times New Roman"/>
+        </w:rPr>
+        <w:t>untuk</w:t>
+      </w:r>
+      <w:proofErr w:type="spellEnd"/>
+      <w:r>
+        <w:rPr>
+          <w:rFonts w:ascii="Times New Roman" w:hAnsi="Times New Roman" w:cs="Times New Roman"/>
+        </w:rPr>
+        <w:t xml:space="preserve"> </w:t>
+      </w:r>
+      <w:proofErr w:type="spellStart"/>
+      <w:r>
+        <w:rPr>
+          <w:rFonts w:ascii="Times New Roman" w:hAnsi="Times New Roman" w:cs="Times New Roman"/>
+        </w:rPr>
+        <w:t>melihat</w:t>
+      </w:r>
+      <w:proofErr w:type="spellEnd"/>
+      <w:r>
+        <w:rPr>
+          <w:rFonts w:ascii="Times New Roman" w:hAnsi="Times New Roman" w:cs="Times New Roman"/>
+        </w:rPr>
+        <w:t xml:space="preserve"> </w:t>
+      </w:r>
+      <w:proofErr w:type="spellStart"/>
+      <w:r>
+        <w:rPr>
+          <w:rFonts w:ascii="Times New Roman" w:hAnsi="Times New Roman" w:cs="Times New Roman"/>
+        </w:rPr>
+        <w:t>isi</w:t>
+      </w:r>
+      <w:proofErr w:type="spellEnd"/>
+      <w:r>
+        <w:rPr>
+          <w:rFonts w:ascii="Times New Roman" w:hAnsi="Times New Roman" w:cs="Times New Roman"/>
+        </w:rPr>
+        <w:t xml:space="preserve"> bucket S3 dan </w:t>
+      </w:r>
+      <w:proofErr w:type="spellStart"/>
+      <w:r>
+        <w:rPr>
+          <w:rFonts w:ascii="Times New Roman" w:hAnsi="Times New Roman" w:cs="Times New Roman"/>
+        </w:rPr>
+        <w:t>perubahan</w:t>
+      </w:r>
+      <w:proofErr w:type="spellEnd"/>
+      <w:r>
+        <w:rPr>
+          <w:rFonts w:ascii="Times New Roman" w:hAnsi="Times New Roman" w:cs="Times New Roman"/>
+        </w:rPr>
+        <w:t xml:space="preserve"> </w:t>
+      </w:r>
+      <w:proofErr w:type="spellStart"/>
+      <w:r>
+        <w:rPr>
+          <w:rFonts w:ascii="Times New Roman" w:hAnsi="Times New Roman" w:cs="Times New Roman"/>
+        </w:rPr>
+        <w:t>rekaman</w:t>
+      </w:r>
+      <w:proofErr w:type="spellEnd"/>
+      <w:r>
+        <w:rPr>
+          <w:rFonts w:ascii="Times New Roman" w:hAnsi="Times New Roman" w:cs="Times New Roman"/>
+        </w:rPr>
+        <w:t xml:space="preserve"> data pada </w:t>
+      </w:r>
+      <w:proofErr w:type="spellStart"/>
+      <w:r>
+        <w:rPr>
+          <w:rFonts w:ascii="Times New Roman" w:hAnsi="Times New Roman" w:cs="Times New Roman"/>
+        </w:rPr>
+        <w:t>tabel</w:t>
+      </w:r>
+      <w:proofErr w:type="spellEnd"/>
+      <w:r>
+        <w:rPr>
+          <w:rFonts w:ascii="Times New Roman" w:hAnsi="Times New Roman" w:cs="Times New Roman"/>
+        </w:rPr>
+        <w:t xml:space="preserve"> </w:t>
+      </w:r>
+      <w:proofErr w:type="spellStart"/>
+      <w:r>
+        <w:rPr>
+          <w:rFonts w:ascii="Times New Roman" w:hAnsi="Times New Roman" w:cs="Times New Roman"/>
+        </w:rPr>
+        <w:t>CreatorAssets</w:t>
+      </w:r>
+      <w:proofErr w:type="spellEnd"/>
+      <w:r>
+        <w:rPr>
+          <w:rFonts w:ascii="Times New Roman" w:hAnsi="Times New Roman" w:cs="Times New Roman"/>
+        </w:rPr>
+        <w:t xml:space="preserve"> di DynamoDB.</w:t>
+      </w:r>
+    </w:p>
+    <w:p>
+      <w:pPr>
+        <w:spacing w:after="0" w:line="360" w:lineRule="auto"/>
+        <w:jc w:val="both"/>
+        <w:rPr>
+          <w:rFonts w:ascii="Times New Roman" w:hAnsi="Times New Roman" w:cs="Times New Roman"/>
+        </w:rPr>
+      </w:pPr>
+    </w:p>
+    <w:p>
+      <w:pPr>
+        <w:spacing w:after="0" w:line="360" w:lineRule="auto"/>
+        <w:jc w:val="both"/>
         <w:rPr>
           <w:rFonts w:ascii="Times New Roman" w:hAnsi="Times New Roman" w:cs="Times New Roman"/>
           <w:b/>
@@ -2348,64 +3347,99 @@
           <w:b/>
           <w:bCs/>
         </w:rPr>
-        <w:t>CATATAN PENTING &amp; TROUBLESHOOTING</w:t>
-      </w:r>
-    </w:p>
-    <w:p>
-      <w:pPr>
-        <w:spacing w:after="0" w:line="360" w:lineRule="auto"/>
-        <w:rPr>
-          <w:rFonts w:ascii="Times New Roman" w:hAnsi="Times New Roman" w:cs="Times New Roman"/>
-        </w:rPr>
-      </w:pPr>
-      <w:r>
-        <w:rPr>
-          <w:rFonts w:ascii="Times New Roman" w:hAnsi="Times New Roman" w:cs="Times New Roman"/>
-        </w:rPr>
-        <w:t xml:space="preserve">- </w:t>
-      </w:r>
-      <w:proofErr w:type="spellStart"/>
-      <w:r>
-        <w:rPr>
-          <w:rFonts w:ascii="Times New Roman" w:hAnsi="Times New Roman" w:cs="Times New Roman"/>
-        </w:rPr>
-        <w:t>Masalah</w:t>
-      </w:r>
-      <w:proofErr w:type="spellEnd"/>
-      <w:r>
-        <w:rPr>
-          <w:rFonts w:ascii="Times New Roman" w:hAnsi="Times New Roman" w:cs="Times New Roman"/>
-        </w:rPr>
-        <w:t xml:space="preserve"> Gambar Tidak </w:t>
-      </w:r>
-      <w:proofErr w:type="spellStart"/>
-      <w:r>
-        <w:rPr>
-          <w:rFonts w:ascii="Times New Roman" w:hAnsi="Times New Roman" w:cs="Times New Roman"/>
-        </w:rPr>
-        <w:t>Tampil</w:t>
-      </w:r>
-      <w:proofErr w:type="spellEnd"/>
-      <w:r>
-        <w:rPr>
-          <w:rFonts w:ascii="Times New Roman" w:hAnsi="Times New Roman" w:cs="Times New Roman"/>
-        </w:rPr>
-        <w:t xml:space="preserve"> (HEIC/Format </w:t>
-      </w:r>
-      <w:proofErr w:type="spellStart"/>
-      <w:r>
-        <w:rPr>
-          <w:rFonts w:ascii="Times New Roman" w:hAnsi="Times New Roman" w:cs="Times New Roman"/>
-        </w:rPr>
-        <w:t>Khusus</w:t>
-      </w:r>
-      <w:proofErr w:type="spellEnd"/>
-      <w:r>
-        <w:rPr>
-          <w:rFonts w:ascii="Times New Roman" w:hAnsi="Times New Roman" w:cs="Times New Roman"/>
-        </w:rPr>
-        <w:t xml:space="preserve"> Apple):</w:t>
-      </w:r>
+        <w:t xml:space="preserve">Langkah 7: Akses </w:t>
+      </w:r>
+      <w:proofErr w:type="spellStart"/>
+      <w:r>
+        <w:rPr>
+          <w:rFonts w:ascii="Times New Roman" w:hAnsi="Times New Roman" w:cs="Times New Roman"/>
+          <w:b/>
+          <w:bCs/>
+        </w:rPr>
+        <w:t>Aplikasi</w:t>
+      </w:r>
+      <w:proofErr w:type="spellEnd"/>
+    </w:p>
+    <w:p>
+      <w:pPr>
+        <w:spacing w:after="0" w:line="360" w:lineRule="auto"/>
+        <w:jc w:val="both"/>
+        <w:rPr>
+          <w:rFonts w:ascii="Times New Roman" w:hAnsi="Times New Roman" w:cs="Times New Roman"/>
+        </w:rPr>
+      </w:pPr>
+      <w:r>
+        <w:rPr>
+          <w:rFonts w:ascii="Times New Roman" w:hAnsi="Times New Roman" w:cs="Times New Roman"/>
+        </w:rPr>
+        <w:t xml:space="preserve">Buka web browser Anda (Chrome/Edge/Firefox) </w:t>
+      </w:r>
+      <w:proofErr w:type="spellStart"/>
+      <w:r>
+        <w:rPr>
+          <w:rFonts w:ascii="Times New Roman" w:hAnsi="Times New Roman" w:cs="Times New Roman"/>
+        </w:rPr>
+        <w:t>lalu</w:t>
+      </w:r>
+      <w:proofErr w:type="spellEnd"/>
+      <w:r>
+        <w:rPr>
+          <w:rFonts w:ascii="Times New Roman" w:hAnsi="Times New Roman" w:cs="Times New Roman"/>
+        </w:rPr>
+        <w:t xml:space="preserve"> </w:t>
+      </w:r>
+      <w:proofErr w:type="spellStart"/>
+      <w:r>
+        <w:rPr>
+          <w:rFonts w:ascii="Times New Roman" w:hAnsi="Times New Roman" w:cs="Times New Roman"/>
+        </w:rPr>
+        <w:t>ketik</w:t>
+      </w:r>
+      <w:proofErr w:type="spellEnd"/>
+      <w:r>
+        <w:rPr>
+          <w:rFonts w:ascii="Times New Roman" w:hAnsi="Times New Roman" w:cs="Times New Roman"/>
+        </w:rPr>
+        <w:t xml:space="preserve"> URL </w:t>
+      </w:r>
+      <w:proofErr w:type="spellStart"/>
+      <w:r>
+        <w:rPr>
+          <w:rFonts w:ascii="Times New Roman" w:hAnsi="Times New Roman" w:cs="Times New Roman"/>
+        </w:rPr>
+        <w:t>berikut</w:t>
+      </w:r>
+      <w:proofErr w:type="spellEnd"/>
+      <w:r>
+        <w:rPr>
+          <w:rFonts w:ascii="Times New Roman" w:hAnsi="Times New Roman" w:cs="Times New Roman"/>
+        </w:rPr>
+        <w:t>:</w:t>
+      </w:r>
+    </w:p>
+    <w:p>
+      <w:pPr>
+        <w:spacing w:after="0" w:line="360" w:lineRule="auto"/>
+        <w:jc w:val="both"/>
+        <w:rPr>
+          <w:rFonts w:ascii="Times New Roman" w:hAnsi="Times New Roman" w:cs="Times New Roman"/>
+        </w:rPr>
+      </w:pPr>
+      <w:r>
+        <w:rPr>
+          <w:rFonts w:ascii="Times New Roman" w:hAnsi="Times New Roman" w:cs="Times New Roman"/>
+        </w:rPr>
+        <w:t xml:space="preserve">&gt; </w:t>
+      </w:r>
+      <w:hyperlink r:id="rId7" w:history="1">
+        <w:r>
+          <w:rPr>
+            <w:rStyle w:val="Hyperlink"/>
+            <w:rFonts w:ascii="Times New Roman" w:hAnsi="Times New Roman" w:cs="Times New Roman"/>
+          </w:rPr>
+          <w:t>http://127.0.0.1:5000</w:t>
+        </w:r>
+      </w:hyperlink>
     </w:p>
     <w:p>
       <w:pPr>
@@ -2415,1233 +3449,6 @@
           <w:lang w:val="nb-NO"/>
         </w:rPr>
       </w:pPr>
-      <w:r>
-        <w:rPr>
-          <w:rFonts w:ascii="Times New Roman" w:hAnsi="Times New Roman" w:cs="Times New Roman"/>
-        </w:rPr>
-        <w:t xml:space="preserve">  </w:t>
-      </w:r>
-      <w:proofErr w:type="spellStart"/>
-      <w:r>
-        <w:rPr>
-          <w:rFonts w:ascii="Times New Roman" w:hAnsi="Times New Roman" w:cs="Times New Roman"/>
-          <w:lang w:val="nb-NO"/>
-        </w:rPr>
-        <w:t>Browser</w:t>
-      </w:r>
-      <w:proofErr w:type="spellEnd"/>
-      <w:r>
-        <w:rPr>
-          <w:rFonts w:ascii="Times New Roman" w:hAnsi="Times New Roman" w:cs="Times New Roman"/>
-          <w:lang w:val="nb-NO"/>
-        </w:rPr>
-        <w:t xml:space="preserve"> </w:t>
-      </w:r>
-      <w:proofErr w:type="spellStart"/>
-      <w:r>
-        <w:rPr>
-          <w:rFonts w:ascii="Times New Roman" w:hAnsi="Times New Roman" w:cs="Times New Roman"/>
-          <w:lang w:val="nb-NO"/>
-        </w:rPr>
-        <w:t>secara</w:t>
-      </w:r>
-      <w:proofErr w:type="spellEnd"/>
-      <w:r>
-        <w:rPr>
-          <w:rFonts w:ascii="Times New Roman" w:hAnsi="Times New Roman" w:cs="Times New Roman"/>
-          <w:lang w:val="nb-NO"/>
-        </w:rPr>
-        <w:t xml:space="preserve"> </w:t>
-      </w:r>
-      <w:proofErr w:type="spellStart"/>
-      <w:r>
-        <w:rPr>
-          <w:rFonts w:ascii="Times New Roman" w:hAnsi="Times New Roman" w:cs="Times New Roman"/>
-          <w:lang w:val="nb-NO"/>
-        </w:rPr>
-        <w:t>default</w:t>
-      </w:r>
-      <w:proofErr w:type="spellEnd"/>
-      <w:r>
-        <w:rPr>
-          <w:rFonts w:ascii="Times New Roman" w:hAnsi="Times New Roman" w:cs="Times New Roman"/>
-          <w:lang w:val="nb-NO"/>
-        </w:rPr>
-        <w:t xml:space="preserve"> </w:t>
-      </w:r>
-      <w:proofErr w:type="spellStart"/>
-      <w:r>
-        <w:rPr>
-          <w:rFonts w:ascii="Times New Roman" w:hAnsi="Times New Roman" w:cs="Times New Roman"/>
-          <w:lang w:val="nb-NO"/>
-        </w:rPr>
-        <w:t>tidak</w:t>
-      </w:r>
-      <w:proofErr w:type="spellEnd"/>
-      <w:r>
-        <w:rPr>
-          <w:rFonts w:ascii="Times New Roman" w:hAnsi="Times New Roman" w:cs="Times New Roman"/>
-          <w:lang w:val="nb-NO"/>
-        </w:rPr>
-        <w:t xml:space="preserve"> </w:t>
-      </w:r>
-      <w:proofErr w:type="spellStart"/>
-      <w:r>
-        <w:rPr>
-          <w:rFonts w:ascii="Times New Roman" w:hAnsi="Times New Roman" w:cs="Times New Roman"/>
-          <w:lang w:val="nb-NO"/>
-        </w:rPr>
-        <w:t>mendukung</w:t>
-      </w:r>
-      <w:proofErr w:type="spellEnd"/>
-      <w:r>
-        <w:rPr>
-          <w:rFonts w:ascii="Times New Roman" w:hAnsi="Times New Roman" w:cs="Times New Roman"/>
-          <w:lang w:val="nb-NO"/>
-        </w:rPr>
-        <w:t xml:space="preserve"> rendering file </w:t>
-      </w:r>
-      <w:proofErr w:type="gramStart"/>
-      <w:r>
-        <w:rPr>
-          <w:rFonts w:ascii="Times New Roman" w:hAnsi="Times New Roman" w:cs="Times New Roman"/>
-          <w:lang w:val="nb-NO"/>
-        </w:rPr>
-        <w:t>format .</w:t>
-      </w:r>
-      <w:proofErr w:type="spellStart"/>
-      <w:r>
-        <w:rPr>
-          <w:rFonts w:ascii="Times New Roman" w:hAnsi="Times New Roman" w:cs="Times New Roman"/>
-          <w:lang w:val="nb-NO"/>
-        </w:rPr>
-        <w:t>heic</w:t>
-      </w:r>
-      <w:proofErr w:type="spellEnd"/>
-      <w:proofErr w:type="gramEnd"/>
-      <w:r>
-        <w:rPr>
-          <w:rFonts w:ascii="Times New Roman" w:hAnsi="Times New Roman" w:cs="Times New Roman"/>
-          <w:lang w:val="nb-NO"/>
-        </w:rPr>
-        <w:t xml:space="preserve">. </w:t>
-      </w:r>
-      <w:proofErr w:type="spellStart"/>
-      <w:r>
-        <w:rPr>
-          <w:rFonts w:ascii="Times New Roman" w:hAnsi="Times New Roman" w:cs="Times New Roman"/>
-          <w:lang w:val="nb-NO"/>
-        </w:rPr>
-        <w:t>Gunakan</w:t>
-      </w:r>
-      <w:proofErr w:type="spellEnd"/>
-    </w:p>
-    <w:p>
-      <w:pPr>
-        <w:spacing w:after="0" w:line="360" w:lineRule="auto"/>
-        <w:rPr>
-          <w:rFonts w:ascii="Times New Roman" w:hAnsi="Times New Roman" w:cs="Times New Roman"/>
-          <w:lang w:val="nb-NO"/>
-        </w:rPr>
-      </w:pPr>
-      <w:r>
-        <w:rPr>
-          <w:rFonts w:ascii="Times New Roman" w:hAnsi="Times New Roman" w:cs="Times New Roman"/>
-          <w:lang w:val="nb-NO"/>
-        </w:rPr>
-        <w:t xml:space="preserve">  format </w:t>
-      </w:r>
-      <w:proofErr w:type="spellStart"/>
-      <w:r>
-        <w:rPr>
-          <w:rFonts w:ascii="Times New Roman" w:hAnsi="Times New Roman" w:cs="Times New Roman"/>
-          <w:lang w:val="nb-NO"/>
-        </w:rPr>
-        <w:t>gambar</w:t>
-      </w:r>
-      <w:proofErr w:type="spellEnd"/>
-      <w:r>
-        <w:rPr>
-          <w:rFonts w:ascii="Times New Roman" w:hAnsi="Times New Roman" w:cs="Times New Roman"/>
-          <w:lang w:val="nb-NO"/>
-        </w:rPr>
-        <w:t xml:space="preserve"> </w:t>
-      </w:r>
-      <w:proofErr w:type="spellStart"/>
-      <w:r>
-        <w:rPr>
-          <w:rFonts w:ascii="Times New Roman" w:hAnsi="Times New Roman" w:cs="Times New Roman"/>
-          <w:lang w:val="nb-NO"/>
-        </w:rPr>
-        <w:t>standar</w:t>
-      </w:r>
-      <w:proofErr w:type="spellEnd"/>
-      <w:r>
-        <w:rPr>
-          <w:rFonts w:ascii="Times New Roman" w:hAnsi="Times New Roman" w:cs="Times New Roman"/>
-          <w:lang w:val="nb-NO"/>
-        </w:rPr>
-        <w:t xml:space="preserve"> </w:t>
-      </w:r>
-      <w:proofErr w:type="spellStart"/>
-      <w:r>
-        <w:rPr>
-          <w:rFonts w:ascii="Times New Roman" w:hAnsi="Times New Roman" w:cs="Times New Roman"/>
-          <w:lang w:val="nb-NO"/>
-        </w:rPr>
-        <w:t>seperti</w:t>
-      </w:r>
-      <w:proofErr w:type="spellEnd"/>
-      <w:r>
-        <w:rPr>
-          <w:rFonts w:ascii="Times New Roman" w:hAnsi="Times New Roman" w:cs="Times New Roman"/>
-          <w:lang w:val="nb-NO"/>
-        </w:rPr>
-        <w:t xml:space="preserve"> .</w:t>
-      </w:r>
-      <w:proofErr w:type="spellStart"/>
-      <w:r>
-        <w:rPr>
-          <w:rFonts w:ascii="Times New Roman" w:hAnsi="Times New Roman" w:cs="Times New Roman"/>
-          <w:lang w:val="nb-NO"/>
-        </w:rPr>
-        <w:t>jpg</w:t>
-      </w:r>
-      <w:proofErr w:type="spellEnd"/>
-      <w:r>
-        <w:rPr>
-          <w:rFonts w:ascii="Times New Roman" w:hAnsi="Times New Roman" w:cs="Times New Roman"/>
-          <w:lang w:val="nb-NO"/>
-        </w:rPr>
-        <w:t xml:space="preserve"> </w:t>
-      </w:r>
-      <w:proofErr w:type="spellStart"/>
-      <w:r>
-        <w:rPr>
-          <w:rFonts w:ascii="Times New Roman" w:hAnsi="Times New Roman" w:cs="Times New Roman"/>
-          <w:lang w:val="nb-NO"/>
-        </w:rPr>
-        <w:t>atau</w:t>
-      </w:r>
-      <w:proofErr w:type="spellEnd"/>
-      <w:r>
-        <w:rPr>
-          <w:rFonts w:ascii="Times New Roman" w:hAnsi="Times New Roman" w:cs="Times New Roman"/>
-          <w:lang w:val="nb-NO"/>
-        </w:rPr>
-        <w:t xml:space="preserve"> .</w:t>
-      </w:r>
-      <w:proofErr w:type="spellStart"/>
-      <w:r>
-        <w:rPr>
-          <w:rFonts w:ascii="Times New Roman" w:hAnsi="Times New Roman" w:cs="Times New Roman"/>
-          <w:lang w:val="nb-NO"/>
-        </w:rPr>
-        <w:t>png</w:t>
-      </w:r>
-      <w:proofErr w:type="spellEnd"/>
-      <w:r>
-        <w:rPr>
-          <w:rFonts w:ascii="Times New Roman" w:hAnsi="Times New Roman" w:cs="Times New Roman"/>
-          <w:lang w:val="nb-NO"/>
-        </w:rPr>
-        <w:t xml:space="preserve"> </w:t>
-      </w:r>
-      <w:proofErr w:type="spellStart"/>
-      <w:r>
-        <w:rPr>
-          <w:rFonts w:ascii="Times New Roman" w:hAnsi="Times New Roman" w:cs="Times New Roman"/>
-          <w:lang w:val="nb-NO"/>
-        </w:rPr>
-        <w:t>untuk</w:t>
-      </w:r>
-      <w:proofErr w:type="spellEnd"/>
-      <w:r>
-        <w:rPr>
-          <w:rFonts w:ascii="Times New Roman" w:hAnsi="Times New Roman" w:cs="Times New Roman"/>
-          <w:lang w:val="nb-NO"/>
-        </w:rPr>
-        <w:t xml:space="preserve"> testing </w:t>
-      </w:r>
-      <w:proofErr w:type="spellStart"/>
-      <w:r>
-        <w:rPr>
-          <w:rFonts w:ascii="Times New Roman" w:hAnsi="Times New Roman" w:cs="Times New Roman"/>
-          <w:lang w:val="nb-NO"/>
-        </w:rPr>
-        <w:t>visual</w:t>
-      </w:r>
-      <w:proofErr w:type="spellEnd"/>
-      <w:r>
-        <w:rPr>
-          <w:rFonts w:ascii="Times New Roman" w:hAnsi="Times New Roman" w:cs="Times New Roman"/>
-          <w:lang w:val="nb-NO"/>
-        </w:rPr>
-        <w:t>.</w:t>
-      </w:r>
-    </w:p>
-    <w:p>
-      <w:pPr>
-        <w:spacing w:after="0" w:line="360" w:lineRule="auto"/>
-        <w:rPr>
-          <w:rFonts w:ascii="Times New Roman" w:hAnsi="Times New Roman" w:cs="Times New Roman"/>
-          <w:lang w:val="nb-NO"/>
-        </w:rPr>
-      </w:pPr>
-      <w:r>
-        <w:rPr>
-          <w:rFonts w:ascii="Times New Roman" w:hAnsi="Times New Roman" w:cs="Times New Roman"/>
-          <w:lang w:val="nb-NO"/>
-        </w:rPr>
-        <w:t xml:space="preserve">  </w:t>
-      </w:r>
-    </w:p>
-    <w:p>
-      <w:pPr>
-        <w:spacing w:after="0" w:line="360" w:lineRule="auto"/>
-        <w:rPr>
-          <w:rFonts w:ascii="Times New Roman" w:hAnsi="Times New Roman" w:cs="Times New Roman"/>
-          <w:lang w:val="nb-NO"/>
-        </w:rPr>
-      </w:pPr>
-      <w:r>
-        <w:rPr>
-          <w:rFonts w:ascii="Times New Roman" w:hAnsi="Times New Roman" w:cs="Times New Roman"/>
-          <w:lang w:val="nb-NO"/>
-        </w:rPr>
-        <w:t xml:space="preserve">- </w:t>
-      </w:r>
-      <w:proofErr w:type="spellStart"/>
-      <w:r>
-        <w:rPr>
-          <w:rFonts w:ascii="Times New Roman" w:hAnsi="Times New Roman" w:cs="Times New Roman"/>
-          <w:lang w:val="nb-NO"/>
-        </w:rPr>
-        <w:t>Mengapa</w:t>
-      </w:r>
-      <w:proofErr w:type="spellEnd"/>
-      <w:r>
-        <w:rPr>
-          <w:rFonts w:ascii="Times New Roman" w:hAnsi="Times New Roman" w:cs="Times New Roman"/>
-          <w:lang w:val="nb-NO"/>
-        </w:rPr>
-        <w:t xml:space="preserve"> </w:t>
-      </w:r>
-      <w:proofErr w:type="spellStart"/>
-      <w:r>
-        <w:rPr>
-          <w:rFonts w:ascii="Times New Roman" w:hAnsi="Times New Roman" w:cs="Times New Roman"/>
-          <w:lang w:val="nb-NO"/>
-        </w:rPr>
-        <w:t>Menggunakan</w:t>
-      </w:r>
-      <w:proofErr w:type="spellEnd"/>
-      <w:r>
-        <w:rPr>
-          <w:rFonts w:ascii="Times New Roman" w:hAnsi="Times New Roman" w:cs="Times New Roman"/>
-          <w:lang w:val="nb-NO"/>
-        </w:rPr>
-        <w:t xml:space="preserve"> </w:t>
-      </w:r>
-      <w:proofErr w:type="spellStart"/>
-      <w:r>
-        <w:rPr>
-          <w:rFonts w:ascii="Times New Roman" w:hAnsi="Times New Roman" w:cs="Times New Roman"/>
-          <w:lang w:val="nb-NO"/>
-        </w:rPr>
-        <w:t>LocalStack</w:t>
-      </w:r>
-      <w:proofErr w:type="spellEnd"/>
-      <w:r>
-        <w:rPr>
-          <w:rFonts w:ascii="Times New Roman" w:hAnsi="Times New Roman" w:cs="Times New Roman"/>
-          <w:lang w:val="nb-NO"/>
-        </w:rPr>
-        <w:t xml:space="preserve"> </w:t>
-      </w:r>
-      <w:proofErr w:type="spellStart"/>
-      <w:r>
-        <w:rPr>
-          <w:rFonts w:ascii="Times New Roman" w:hAnsi="Times New Roman" w:cs="Times New Roman"/>
-          <w:lang w:val="nb-NO"/>
-        </w:rPr>
-        <w:t>Versi</w:t>
-      </w:r>
-      <w:proofErr w:type="spellEnd"/>
-      <w:r>
-        <w:rPr>
-          <w:rFonts w:ascii="Times New Roman" w:hAnsi="Times New Roman" w:cs="Times New Roman"/>
-          <w:lang w:val="nb-NO"/>
-        </w:rPr>
-        <w:t xml:space="preserve"> 4.4.0?</w:t>
-      </w:r>
-    </w:p>
-    <w:p>
-      <w:pPr>
-        <w:spacing w:after="0" w:line="360" w:lineRule="auto"/>
-        <w:rPr>
-          <w:rFonts w:ascii="Times New Roman" w:hAnsi="Times New Roman" w:cs="Times New Roman"/>
-          <w:lang w:val="nb-NO"/>
-        </w:rPr>
-      </w:pPr>
-      <w:r>
-        <w:rPr>
-          <w:rFonts w:ascii="Times New Roman" w:hAnsi="Times New Roman" w:cs="Times New Roman"/>
-          <w:lang w:val="nb-NO"/>
-        </w:rPr>
-        <w:t xml:space="preserve">  </w:t>
-      </w:r>
-      <w:proofErr w:type="spellStart"/>
-      <w:r>
-        <w:rPr>
-          <w:rFonts w:ascii="Times New Roman" w:hAnsi="Times New Roman" w:cs="Times New Roman"/>
-          <w:lang w:val="nb-NO"/>
-        </w:rPr>
-        <w:t>Versi</w:t>
-      </w:r>
-      <w:proofErr w:type="spellEnd"/>
-      <w:r>
-        <w:rPr>
-          <w:rFonts w:ascii="Times New Roman" w:hAnsi="Times New Roman" w:cs="Times New Roman"/>
-          <w:lang w:val="nb-NO"/>
-        </w:rPr>
-        <w:t xml:space="preserve"> 'latest' </w:t>
-      </w:r>
-      <w:proofErr w:type="spellStart"/>
-      <w:r>
-        <w:rPr>
-          <w:rFonts w:ascii="Times New Roman" w:hAnsi="Times New Roman" w:cs="Times New Roman"/>
-          <w:lang w:val="nb-NO"/>
-        </w:rPr>
-        <w:t>LocalStack</w:t>
-      </w:r>
-      <w:proofErr w:type="spellEnd"/>
-      <w:r>
-        <w:rPr>
-          <w:rFonts w:ascii="Times New Roman" w:hAnsi="Times New Roman" w:cs="Times New Roman"/>
-          <w:lang w:val="nb-NO"/>
-        </w:rPr>
-        <w:t xml:space="preserve"> (</w:t>
-      </w:r>
-      <w:proofErr w:type="spellStart"/>
-      <w:r>
-        <w:rPr>
-          <w:rFonts w:ascii="Times New Roman" w:hAnsi="Times New Roman" w:cs="Times New Roman"/>
-          <w:lang w:val="nb-NO"/>
-        </w:rPr>
-        <w:t>Mulai</w:t>
-      </w:r>
-      <w:proofErr w:type="spellEnd"/>
-      <w:r>
-        <w:rPr>
-          <w:rFonts w:ascii="Times New Roman" w:hAnsi="Times New Roman" w:cs="Times New Roman"/>
-          <w:lang w:val="nb-NO"/>
-        </w:rPr>
-        <w:t xml:space="preserve"> </w:t>
-      </w:r>
-      <w:proofErr w:type="spellStart"/>
-      <w:r>
-        <w:rPr>
-          <w:rFonts w:ascii="Times New Roman" w:hAnsi="Times New Roman" w:cs="Times New Roman"/>
-          <w:lang w:val="nb-NO"/>
-        </w:rPr>
-        <w:t>tahun</w:t>
-      </w:r>
-      <w:proofErr w:type="spellEnd"/>
-      <w:r>
-        <w:rPr>
-          <w:rFonts w:ascii="Times New Roman" w:hAnsi="Times New Roman" w:cs="Times New Roman"/>
-          <w:lang w:val="nb-NO"/>
-        </w:rPr>
-        <w:t xml:space="preserve"> 2026) </w:t>
-      </w:r>
-      <w:proofErr w:type="spellStart"/>
-      <w:r>
-        <w:rPr>
-          <w:rFonts w:ascii="Times New Roman" w:hAnsi="Times New Roman" w:cs="Times New Roman"/>
-          <w:lang w:val="nb-NO"/>
-        </w:rPr>
-        <w:t>mewajibkan</w:t>
-      </w:r>
-      <w:proofErr w:type="spellEnd"/>
-      <w:r>
-        <w:rPr>
-          <w:rFonts w:ascii="Times New Roman" w:hAnsi="Times New Roman" w:cs="Times New Roman"/>
-          <w:lang w:val="nb-NO"/>
-        </w:rPr>
-        <w:t xml:space="preserve"> </w:t>
-      </w:r>
-      <w:proofErr w:type="spellStart"/>
-      <w:r>
-        <w:rPr>
-          <w:rFonts w:ascii="Times New Roman" w:hAnsi="Times New Roman" w:cs="Times New Roman"/>
-          <w:lang w:val="nb-NO"/>
-        </w:rPr>
-        <w:t>aktivasi</w:t>
-      </w:r>
-      <w:proofErr w:type="spellEnd"/>
-      <w:r>
-        <w:rPr>
-          <w:rFonts w:ascii="Times New Roman" w:hAnsi="Times New Roman" w:cs="Times New Roman"/>
-          <w:lang w:val="nb-NO"/>
-        </w:rPr>
-        <w:t xml:space="preserve"> </w:t>
-      </w:r>
-      <w:proofErr w:type="spellStart"/>
-      <w:r>
-        <w:rPr>
-          <w:rFonts w:ascii="Times New Roman" w:hAnsi="Times New Roman" w:cs="Times New Roman"/>
-          <w:lang w:val="nb-NO"/>
-        </w:rPr>
-        <w:t>lisensi</w:t>
-      </w:r>
-      <w:proofErr w:type="spellEnd"/>
-      <w:r>
-        <w:rPr>
-          <w:rFonts w:ascii="Times New Roman" w:hAnsi="Times New Roman" w:cs="Times New Roman"/>
-          <w:lang w:val="nb-NO"/>
-        </w:rPr>
-        <w:t xml:space="preserve"> </w:t>
-      </w:r>
-    </w:p>
-    <w:p>
-      <w:pPr>
-        <w:spacing w:after="0" w:line="360" w:lineRule="auto"/>
-        <w:rPr>
-          <w:rFonts w:ascii="Times New Roman" w:hAnsi="Times New Roman" w:cs="Times New Roman"/>
-          <w:lang w:val="nb-NO"/>
-        </w:rPr>
-      </w:pPr>
-      <w:r>
-        <w:rPr>
-          <w:rFonts w:ascii="Times New Roman" w:hAnsi="Times New Roman" w:cs="Times New Roman"/>
-          <w:lang w:val="nb-NO"/>
-        </w:rPr>
-        <w:t xml:space="preserve">  </w:t>
-      </w:r>
-      <w:proofErr w:type="spellStart"/>
-      <w:r>
-        <w:rPr>
-          <w:rFonts w:ascii="Times New Roman" w:hAnsi="Times New Roman" w:cs="Times New Roman"/>
-          <w:lang w:val="nb-NO"/>
-        </w:rPr>
-        <w:t>berupa</w:t>
-      </w:r>
-      <w:proofErr w:type="spellEnd"/>
-      <w:r>
-        <w:rPr>
-          <w:rFonts w:ascii="Times New Roman" w:hAnsi="Times New Roman" w:cs="Times New Roman"/>
-          <w:lang w:val="nb-NO"/>
-        </w:rPr>
-        <w:t xml:space="preserve"> </w:t>
-      </w:r>
-      <w:proofErr w:type="spellStart"/>
-      <w:r>
-        <w:rPr>
-          <w:rFonts w:ascii="Times New Roman" w:hAnsi="Times New Roman" w:cs="Times New Roman"/>
-          <w:lang w:val="nb-NO"/>
-        </w:rPr>
-        <w:t>Auth</w:t>
-      </w:r>
-      <w:proofErr w:type="spellEnd"/>
-      <w:r>
-        <w:rPr>
-          <w:rFonts w:ascii="Times New Roman" w:hAnsi="Times New Roman" w:cs="Times New Roman"/>
-          <w:lang w:val="nb-NO"/>
-        </w:rPr>
-        <w:t xml:space="preserve"> Token </w:t>
-      </w:r>
-      <w:proofErr w:type="spellStart"/>
-      <w:r>
-        <w:rPr>
-          <w:rFonts w:ascii="Times New Roman" w:hAnsi="Times New Roman" w:cs="Times New Roman"/>
-          <w:lang w:val="nb-NO"/>
-        </w:rPr>
-        <w:t>meskipun</w:t>
-      </w:r>
-      <w:proofErr w:type="spellEnd"/>
-      <w:r>
-        <w:rPr>
-          <w:rFonts w:ascii="Times New Roman" w:hAnsi="Times New Roman" w:cs="Times New Roman"/>
-          <w:lang w:val="nb-NO"/>
-        </w:rPr>
-        <w:t xml:space="preserve"> </w:t>
-      </w:r>
-      <w:proofErr w:type="spellStart"/>
-      <w:r>
-        <w:rPr>
-          <w:rFonts w:ascii="Times New Roman" w:hAnsi="Times New Roman" w:cs="Times New Roman"/>
-          <w:lang w:val="nb-NO"/>
-        </w:rPr>
-        <w:t>menggunakan</w:t>
-      </w:r>
-      <w:proofErr w:type="spellEnd"/>
-      <w:r>
-        <w:rPr>
-          <w:rFonts w:ascii="Times New Roman" w:hAnsi="Times New Roman" w:cs="Times New Roman"/>
-          <w:lang w:val="nb-NO"/>
-        </w:rPr>
-        <w:t xml:space="preserve"> </w:t>
-      </w:r>
-      <w:proofErr w:type="spellStart"/>
-      <w:r>
-        <w:rPr>
-          <w:rFonts w:ascii="Times New Roman" w:hAnsi="Times New Roman" w:cs="Times New Roman"/>
-          <w:lang w:val="nb-NO"/>
-        </w:rPr>
-        <w:t>fitur</w:t>
-      </w:r>
-      <w:proofErr w:type="spellEnd"/>
-      <w:r>
-        <w:rPr>
-          <w:rFonts w:ascii="Times New Roman" w:hAnsi="Times New Roman" w:cs="Times New Roman"/>
-          <w:lang w:val="nb-NO"/>
-        </w:rPr>
-        <w:t xml:space="preserve"> gratis (</w:t>
-      </w:r>
-      <w:proofErr w:type="spellStart"/>
-      <w:r>
-        <w:rPr>
-          <w:rFonts w:ascii="Times New Roman" w:hAnsi="Times New Roman" w:cs="Times New Roman"/>
-          <w:lang w:val="nb-NO"/>
-        </w:rPr>
-        <w:t>Community</w:t>
-      </w:r>
-      <w:proofErr w:type="spellEnd"/>
-      <w:r>
-        <w:rPr>
-          <w:rFonts w:ascii="Times New Roman" w:hAnsi="Times New Roman" w:cs="Times New Roman"/>
-          <w:lang w:val="nb-NO"/>
-        </w:rPr>
-        <w:t xml:space="preserve">). </w:t>
-      </w:r>
-      <w:proofErr w:type="spellStart"/>
-      <w:r>
-        <w:rPr>
-          <w:rFonts w:ascii="Times New Roman" w:hAnsi="Times New Roman" w:cs="Times New Roman"/>
-          <w:lang w:val="nb-NO"/>
-        </w:rPr>
-        <w:t>Menurunkan</w:t>
-      </w:r>
-      <w:proofErr w:type="spellEnd"/>
-      <w:r>
-        <w:rPr>
-          <w:rFonts w:ascii="Times New Roman" w:hAnsi="Times New Roman" w:cs="Times New Roman"/>
-          <w:lang w:val="nb-NO"/>
-        </w:rPr>
-        <w:t xml:space="preserve"> </w:t>
-      </w:r>
-    </w:p>
-    <w:p>
-      <w:pPr>
-        <w:spacing w:after="0" w:line="360" w:lineRule="auto"/>
-        <w:rPr>
-          <w:rFonts w:ascii="Times New Roman" w:hAnsi="Times New Roman" w:cs="Times New Roman"/>
-          <w:lang w:val="nb-NO"/>
-        </w:rPr>
-      </w:pPr>
-      <w:r>
-        <w:rPr>
-          <w:rFonts w:ascii="Times New Roman" w:hAnsi="Times New Roman" w:cs="Times New Roman"/>
-          <w:lang w:val="nb-NO"/>
-        </w:rPr>
-        <w:t xml:space="preserve">  </w:t>
-      </w:r>
-      <w:proofErr w:type="spellStart"/>
-      <w:r>
-        <w:rPr>
-          <w:rFonts w:ascii="Times New Roman" w:hAnsi="Times New Roman" w:cs="Times New Roman"/>
-          <w:lang w:val="nb-NO"/>
-        </w:rPr>
-        <w:t>ke</w:t>
-      </w:r>
-      <w:proofErr w:type="spellEnd"/>
-      <w:r>
-        <w:rPr>
-          <w:rFonts w:ascii="Times New Roman" w:hAnsi="Times New Roman" w:cs="Times New Roman"/>
-          <w:lang w:val="nb-NO"/>
-        </w:rPr>
-        <w:t xml:space="preserve"> </w:t>
-      </w:r>
-      <w:proofErr w:type="spellStart"/>
-      <w:r>
-        <w:rPr>
-          <w:rFonts w:ascii="Times New Roman" w:hAnsi="Times New Roman" w:cs="Times New Roman"/>
-          <w:lang w:val="nb-NO"/>
-        </w:rPr>
-        <w:t>versi</w:t>
-      </w:r>
-      <w:proofErr w:type="spellEnd"/>
-      <w:r>
-        <w:rPr>
-          <w:rFonts w:ascii="Times New Roman" w:hAnsi="Times New Roman" w:cs="Times New Roman"/>
-          <w:lang w:val="nb-NO"/>
-        </w:rPr>
-        <w:t xml:space="preserve"> 4.4.0 </w:t>
-      </w:r>
-      <w:proofErr w:type="spellStart"/>
-      <w:r>
-        <w:rPr>
-          <w:rFonts w:ascii="Times New Roman" w:hAnsi="Times New Roman" w:cs="Times New Roman"/>
-          <w:lang w:val="nb-NO"/>
-        </w:rPr>
-        <w:t>melewati</w:t>
-      </w:r>
-      <w:proofErr w:type="spellEnd"/>
-      <w:r>
-        <w:rPr>
-          <w:rFonts w:ascii="Times New Roman" w:hAnsi="Times New Roman" w:cs="Times New Roman"/>
-          <w:lang w:val="nb-NO"/>
-        </w:rPr>
-        <w:t xml:space="preserve"> </w:t>
-      </w:r>
-      <w:proofErr w:type="spellStart"/>
-      <w:r>
-        <w:rPr>
-          <w:rFonts w:ascii="Times New Roman" w:hAnsi="Times New Roman" w:cs="Times New Roman"/>
-          <w:lang w:val="nb-NO"/>
-        </w:rPr>
-        <w:t>batasan</w:t>
-      </w:r>
-      <w:proofErr w:type="spellEnd"/>
-      <w:r>
-        <w:rPr>
-          <w:rFonts w:ascii="Times New Roman" w:hAnsi="Times New Roman" w:cs="Times New Roman"/>
-          <w:lang w:val="nb-NO"/>
-        </w:rPr>
-        <w:t xml:space="preserve"> </w:t>
-      </w:r>
-      <w:proofErr w:type="spellStart"/>
-      <w:r>
-        <w:rPr>
-          <w:rFonts w:ascii="Times New Roman" w:hAnsi="Times New Roman" w:cs="Times New Roman"/>
-          <w:lang w:val="nb-NO"/>
-        </w:rPr>
-        <w:t>tersebut</w:t>
-      </w:r>
-      <w:proofErr w:type="spellEnd"/>
-      <w:r>
-        <w:rPr>
-          <w:rFonts w:ascii="Times New Roman" w:hAnsi="Times New Roman" w:cs="Times New Roman"/>
-          <w:lang w:val="nb-NO"/>
-        </w:rPr>
-        <w:t xml:space="preserve"> </w:t>
-      </w:r>
-      <w:proofErr w:type="spellStart"/>
-      <w:r>
-        <w:rPr>
-          <w:rFonts w:ascii="Times New Roman" w:hAnsi="Times New Roman" w:cs="Times New Roman"/>
-          <w:lang w:val="nb-NO"/>
-        </w:rPr>
-        <w:t>sehingga</w:t>
-      </w:r>
-      <w:proofErr w:type="spellEnd"/>
-      <w:r>
-        <w:rPr>
-          <w:rFonts w:ascii="Times New Roman" w:hAnsi="Times New Roman" w:cs="Times New Roman"/>
-          <w:lang w:val="nb-NO"/>
-        </w:rPr>
-        <w:t xml:space="preserve"> </w:t>
-      </w:r>
-      <w:proofErr w:type="spellStart"/>
-      <w:r>
-        <w:rPr>
-          <w:rFonts w:ascii="Times New Roman" w:hAnsi="Times New Roman" w:cs="Times New Roman"/>
-          <w:lang w:val="nb-NO"/>
-        </w:rPr>
-        <w:t>aman</w:t>
-      </w:r>
-      <w:proofErr w:type="spellEnd"/>
-      <w:r>
-        <w:rPr>
-          <w:rFonts w:ascii="Times New Roman" w:hAnsi="Times New Roman" w:cs="Times New Roman"/>
-          <w:lang w:val="nb-NO"/>
-        </w:rPr>
-        <w:t xml:space="preserve"> </w:t>
-      </w:r>
-      <w:proofErr w:type="spellStart"/>
-      <w:r>
-        <w:rPr>
-          <w:rFonts w:ascii="Times New Roman" w:hAnsi="Times New Roman" w:cs="Times New Roman"/>
-          <w:lang w:val="nb-NO"/>
-        </w:rPr>
-        <w:t>digunakan</w:t>
-      </w:r>
-      <w:proofErr w:type="spellEnd"/>
-      <w:r>
-        <w:rPr>
-          <w:rFonts w:ascii="Times New Roman" w:hAnsi="Times New Roman" w:cs="Times New Roman"/>
-          <w:lang w:val="nb-NO"/>
-        </w:rPr>
-        <w:t xml:space="preserve"> </w:t>
-      </w:r>
-      <w:proofErr w:type="spellStart"/>
-      <w:r>
-        <w:rPr>
-          <w:rFonts w:ascii="Times New Roman" w:hAnsi="Times New Roman" w:cs="Times New Roman"/>
-          <w:lang w:val="nb-NO"/>
-        </w:rPr>
-        <w:t>tanpa</w:t>
-      </w:r>
-      <w:proofErr w:type="spellEnd"/>
-      <w:r>
-        <w:rPr>
-          <w:rFonts w:ascii="Times New Roman" w:hAnsi="Times New Roman" w:cs="Times New Roman"/>
-          <w:lang w:val="nb-NO"/>
-        </w:rPr>
-        <w:t xml:space="preserve"> </w:t>
-      </w:r>
-      <w:proofErr w:type="spellStart"/>
-      <w:r>
-        <w:rPr>
-          <w:rFonts w:ascii="Times New Roman" w:hAnsi="Times New Roman" w:cs="Times New Roman"/>
-          <w:lang w:val="nb-NO"/>
-        </w:rPr>
-        <w:t>login</w:t>
-      </w:r>
-      <w:proofErr w:type="spellEnd"/>
-      <w:r>
-        <w:rPr>
-          <w:rFonts w:ascii="Times New Roman" w:hAnsi="Times New Roman" w:cs="Times New Roman"/>
-          <w:lang w:val="nb-NO"/>
-        </w:rPr>
-        <w:t>.</w:t>
-      </w:r>
-    </w:p>
-    <w:p>
-      <w:pPr>
-        <w:spacing w:after="0" w:line="360" w:lineRule="auto"/>
-        <w:rPr>
-          <w:rFonts w:ascii="Times New Roman" w:hAnsi="Times New Roman" w:cs="Times New Roman"/>
-          <w:lang w:val="nb-NO"/>
-        </w:rPr>
-      </w:pPr>
-    </w:p>
-    <w:p>
-      <w:pPr>
-        <w:spacing w:after="0" w:line="360" w:lineRule="auto"/>
-        <w:rPr>
-          <w:rFonts w:ascii="Times New Roman" w:hAnsi="Times New Roman" w:cs="Times New Roman"/>
-          <w:lang w:val="nb-NO"/>
-        </w:rPr>
-      </w:pPr>
-      <w:r>
-        <w:rPr>
-          <w:rFonts w:ascii="Times New Roman" w:hAnsi="Times New Roman" w:cs="Times New Roman"/>
-          <w:lang w:val="nb-NO"/>
-        </w:rPr>
-        <w:t xml:space="preserve">- </w:t>
-      </w:r>
-      <w:proofErr w:type="spellStart"/>
-      <w:r>
-        <w:rPr>
-          <w:rFonts w:ascii="Times New Roman" w:hAnsi="Times New Roman" w:cs="Times New Roman"/>
-          <w:lang w:val="nb-NO"/>
-        </w:rPr>
-        <w:t>Error</w:t>
-      </w:r>
-      <w:proofErr w:type="spellEnd"/>
-      <w:r>
-        <w:rPr>
-          <w:rFonts w:ascii="Times New Roman" w:hAnsi="Times New Roman" w:cs="Times New Roman"/>
-          <w:lang w:val="nb-NO"/>
-        </w:rPr>
-        <w:t xml:space="preserve"> '</w:t>
-      </w:r>
-      <w:proofErr w:type="spellStart"/>
-      <w:r>
-        <w:rPr>
-          <w:rFonts w:ascii="Times New Roman" w:hAnsi="Times New Roman" w:cs="Times New Roman"/>
-          <w:lang w:val="nb-NO"/>
-        </w:rPr>
-        <w:t>NoSuchBucket</w:t>
-      </w:r>
-      <w:proofErr w:type="spellEnd"/>
-      <w:r>
-        <w:rPr>
-          <w:rFonts w:ascii="Times New Roman" w:hAnsi="Times New Roman" w:cs="Times New Roman"/>
-          <w:lang w:val="nb-NO"/>
-        </w:rPr>
-        <w:t>':</w:t>
-      </w:r>
-    </w:p>
-    <w:p>
-      <w:pPr>
-        <w:spacing w:after="0" w:line="360" w:lineRule="auto"/>
-        <w:rPr>
-          <w:rFonts w:ascii="Times New Roman" w:hAnsi="Times New Roman" w:cs="Times New Roman"/>
-          <w:lang w:val="nb-NO"/>
-        </w:rPr>
-      </w:pPr>
-      <w:r>
-        <w:rPr>
-          <w:rFonts w:ascii="Times New Roman" w:hAnsi="Times New Roman" w:cs="Times New Roman"/>
-          <w:lang w:val="nb-NO"/>
-        </w:rPr>
-        <w:t xml:space="preserve">  </w:t>
-      </w:r>
-      <w:proofErr w:type="spellStart"/>
-      <w:r>
-        <w:rPr>
-          <w:rFonts w:ascii="Times New Roman" w:hAnsi="Times New Roman" w:cs="Times New Roman"/>
-          <w:lang w:val="nb-NO"/>
-        </w:rPr>
-        <w:t>Terjadi</w:t>
-      </w:r>
-      <w:proofErr w:type="spellEnd"/>
-      <w:r>
-        <w:rPr>
-          <w:rFonts w:ascii="Times New Roman" w:hAnsi="Times New Roman" w:cs="Times New Roman"/>
-          <w:lang w:val="nb-NO"/>
-        </w:rPr>
-        <w:t xml:space="preserve"> </w:t>
-      </w:r>
-      <w:proofErr w:type="spellStart"/>
-      <w:r>
-        <w:rPr>
-          <w:rFonts w:ascii="Times New Roman" w:hAnsi="Times New Roman" w:cs="Times New Roman"/>
-          <w:lang w:val="nb-NO"/>
-        </w:rPr>
-        <w:t>jika</w:t>
-      </w:r>
-      <w:proofErr w:type="spellEnd"/>
-      <w:r>
-        <w:rPr>
-          <w:rFonts w:ascii="Times New Roman" w:hAnsi="Times New Roman" w:cs="Times New Roman"/>
-          <w:lang w:val="nb-NO"/>
-        </w:rPr>
-        <w:t xml:space="preserve"> server Flask di-</w:t>
-      </w:r>
-      <w:proofErr w:type="spellStart"/>
-      <w:r>
-        <w:rPr>
-          <w:rFonts w:ascii="Times New Roman" w:hAnsi="Times New Roman" w:cs="Times New Roman"/>
-          <w:lang w:val="nb-NO"/>
-        </w:rPr>
-        <w:t>restart</w:t>
-      </w:r>
-      <w:proofErr w:type="spellEnd"/>
-      <w:r>
-        <w:rPr>
-          <w:rFonts w:ascii="Times New Roman" w:hAnsi="Times New Roman" w:cs="Times New Roman"/>
-          <w:lang w:val="nb-NO"/>
-        </w:rPr>
-        <w:t xml:space="preserve"> </w:t>
-      </w:r>
-      <w:proofErr w:type="spellStart"/>
-      <w:r>
-        <w:rPr>
-          <w:rFonts w:ascii="Times New Roman" w:hAnsi="Times New Roman" w:cs="Times New Roman"/>
-          <w:lang w:val="nb-NO"/>
-        </w:rPr>
-        <w:t>sebelum</w:t>
-      </w:r>
-      <w:proofErr w:type="spellEnd"/>
-      <w:r>
-        <w:rPr>
-          <w:rFonts w:ascii="Times New Roman" w:hAnsi="Times New Roman" w:cs="Times New Roman"/>
-          <w:lang w:val="nb-NO"/>
-        </w:rPr>
-        <w:t xml:space="preserve"> </w:t>
-      </w:r>
-      <w:proofErr w:type="spellStart"/>
-      <w:r>
-        <w:rPr>
-          <w:rFonts w:ascii="Times New Roman" w:hAnsi="Times New Roman" w:cs="Times New Roman"/>
-          <w:lang w:val="nb-NO"/>
-        </w:rPr>
-        <w:t>perintah</w:t>
-      </w:r>
-      <w:proofErr w:type="spellEnd"/>
-      <w:r>
-        <w:rPr>
-          <w:rFonts w:ascii="Times New Roman" w:hAnsi="Times New Roman" w:cs="Times New Roman"/>
-          <w:lang w:val="nb-NO"/>
-        </w:rPr>
-        <w:t xml:space="preserve"> '</w:t>
-      </w:r>
-      <w:proofErr w:type="spellStart"/>
-      <w:r>
-        <w:rPr>
-          <w:rFonts w:ascii="Times New Roman" w:hAnsi="Times New Roman" w:cs="Times New Roman"/>
-          <w:lang w:val="nb-NO"/>
-        </w:rPr>
-        <w:t>aws</w:t>
-      </w:r>
-      <w:proofErr w:type="spellEnd"/>
-      <w:r>
-        <w:rPr>
-          <w:rFonts w:ascii="Times New Roman" w:hAnsi="Times New Roman" w:cs="Times New Roman"/>
-          <w:lang w:val="nb-NO"/>
-        </w:rPr>
-        <w:t xml:space="preserve"> s3 </w:t>
-      </w:r>
-      <w:proofErr w:type="spellStart"/>
-      <w:r>
-        <w:rPr>
-          <w:rFonts w:ascii="Times New Roman" w:hAnsi="Times New Roman" w:cs="Times New Roman"/>
-          <w:lang w:val="nb-NO"/>
-        </w:rPr>
-        <w:t>mb</w:t>
-      </w:r>
-      <w:proofErr w:type="spellEnd"/>
-      <w:r>
-        <w:rPr>
-          <w:rFonts w:ascii="Times New Roman" w:hAnsi="Times New Roman" w:cs="Times New Roman"/>
-          <w:lang w:val="nb-NO"/>
-        </w:rPr>
-        <w:t xml:space="preserve">' </w:t>
-      </w:r>
-      <w:proofErr w:type="spellStart"/>
-      <w:r>
-        <w:rPr>
-          <w:rFonts w:ascii="Times New Roman" w:hAnsi="Times New Roman" w:cs="Times New Roman"/>
-          <w:lang w:val="nb-NO"/>
-        </w:rPr>
-        <w:t>dijalankan</w:t>
-      </w:r>
-      <w:proofErr w:type="spellEnd"/>
-      <w:r>
-        <w:rPr>
-          <w:rFonts w:ascii="Times New Roman" w:hAnsi="Times New Roman" w:cs="Times New Roman"/>
-          <w:lang w:val="nb-NO"/>
-        </w:rPr>
-        <w:t xml:space="preserve">, </w:t>
-      </w:r>
-    </w:p>
-    <w:p>
-      <w:pPr>
-        <w:spacing w:after="0" w:line="360" w:lineRule="auto"/>
-        <w:rPr>
-          <w:rFonts w:ascii="Times New Roman" w:hAnsi="Times New Roman" w:cs="Times New Roman"/>
-        </w:rPr>
-      </w:pPr>
-      <w:r>
-        <w:rPr>
-          <w:rFonts w:ascii="Times New Roman" w:hAnsi="Times New Roman" w:cs="Times New Roman"/>
-          <w:lang w:val="nb-NO"/>
-        </w:rPr>
-        <w:t xml:space="preserve">  </w:t>
-      </w:r>
-      <w:proofErr w:type="spellStart"/>
-      <w:r>
-        <w:rPr>
-          <w:rFonts w:ascii="Times New Roman" w:hAnsi="Times New Roman" w:cs="Times New Roman"/>
-        </w:rPr>
-        <w:t>atau</w:t>
-      </w:r>
-      <w:proofErr w:type="spellEnd"/>
-      <w:r>
-        <w:rPr>
-          <w:rFonts w:ascii="Times New Roman" w:hAnsi="Times New Roman" w:cs="Times New Roman"/>
-        </w:rPr>
-        <w:t xml:space="preserve"> </w:t>
-      </w:r>
-      <w:proofErr w:type="spellStart"/>
-      <w:r>
-        <w:rPr>
-          <w:rFonts w:ascii="Times New Roman" w:hAnsi="Times New Roman" w:cs="Times New Roman"/>
-        </w:rPr>
-        <w:t>jika</w:t>
-      </w:r>
-      <w:proofErr w:type="spellEnd"/>
-      <w:r>
-        <w:rPr>
-          <w:rFonts w:ascii="Times New Roman" w:hAnsi="Times New Roman" w:cs="Times New Roman"/>
-        </w:rPr>
-        <w:t xml:space="preserve"> container </w:t>
-      </w:r>
-      <w:proofErr w:type="spellStart"/>
-      <w:r>
-        <w:rPr>
-          <w:rFonts w:ascii="Times New Roman" w:hAnsi="Times New Roman" w:cs="Times New Roman"/>
-        </w:rPr>
-        <w:t>LocalStack</w:t>
-      </w:r>
-      <w:proofErr w:type="spellEnd"/>
-      <w:r>
-        <w:rPr>
-          <w:rFonts w:ascii="Times New Roman" w:hAnsi="Times New Roman" w:cs="Times New Roman"/>
-        </w:rPr>
-        <w:t xml:space="preserve"> </w:t>
-      </w:r>
-      <w:proofErr w:type="spellStart"/>
-      <w:r>
-        <w:rPr>
-          <w:rFonts w:ascii="Times New Roman" w:hAnsi="Times New Roman" w:cs="Times New Roman"/>
-        </w:rPr>
-        <w:t>sempat</w:t>
-      </w:r>
-      <w:proofErr w:type="spellEnd"/>
-      <w:r>
-        <w:rPr>
-          <w:rFonts w:ascii="Times New Roman" w:hAnsi="Times New Roman" w:cs="Times New Roman"/>
-        </w:rPr>
-        <w:t xml:space="preserve"> </w:t>
-      </w:r>
-      <w:proofErr w:type="spellStart"/>
-      <w:r>
-        <w:rPr>
-          <w:rFonts w:ascii="Times New Roman" w:hAnsi="Times New Roman" w:cs="Times New Roman"/>
-        </w:rPr>
-        <w:t>mati</w:t>
-      </w:r>
-      <w:proofErr w:type="spellEnd"/>
-      <w:r>
-        <w:rPr>
-          <w:rFonts w:ascii="Times New Roman" w:hAnsi="Times New Roman" w:cs="Times New Roman"/>
-        </w:rPr>
-        <w:t xml:space="preserve"> (</w:t>
-      </w:r>
-      <w:proofErr w:type="spellStart"/>
-      <w:r>
-        <w:rPr>
-          <w:rFonts w:ascii="Times New Roman" w:hAnsi="Times New Roman" w:cs="Times New Roman"/>
-        </w:rPr>
-        <w:t>karena</w:t>
-      </w:r>
-      <w:proofErr w:type="spellEnd"/>
-      <w:r>
-        <w:rPr>
-          <w:rFonts w:ascii="Times New Roman" w:hAnsi="Times New Roman" w:cs="Times New Roman"/>
-        </w:rPr>
-        <w:t xml:space="preserve"> data </w:t>
-      </w:r>
-      <w:proofErr w:type="spellStart"/>
-      <w:r>
-        <w:rPr>
-          <w:rFonts w:ascii="Times New Roman" w:hAnsi="Times New Roman" w:cs="Times New Roman"/>
-        </w:rPr>
-        <w:t>LocalStack</w:t>
-      </w:r>
-      <w:proofErr w:type="spellEnd"/>
-      <w:r>
-        <w:rPr>
-          <w:rFonts w:ascii="Times New Roman" w:hAnsi="Times New Roman" w:cs="Times New Roman"/>
-        </w:rPr>
-        <w:t xml:space="preserve"> </w:t>
-      </w:r>
-      <w:proofErr w:type="spellStart"/>
-      <w:r>
-        <w:rPr>
-          <w:rFonts w:ascii="Times New Roman" w:hAnsi="Times New Roman" w:cs="Times New Roman"/>
-        </w:rPr>
-        <w:t>bersifat</w:t>
-      </w:r>
-      <w:proofErr w:type="spellEnd"/>
-      <w:r>
-        <w:rPr>
-          <w:rFonts w:ascii="Times New Roman" w:hAnsi="Times New Roman" w:cs="Times New Roman"/>
-        </w:rPr>
-        <w:t xml:space="preserve"> </w:t>
-      </w:r>
-    </w:p>
-    <w:p>
-      <w:pPr>
-        <w:spacing w:after="0" w:line="360" w:lineRule="auto"/>
-        <w:rPr>
-          <w:rFonts w:ascii="Times New Roman" w:hAnsi="Times New Roman" w:cs="Times New Roman"/>
-          <w:lang w:val="nb-NO"/>
-        </w:rPr>
-      </w:pPr>
-      <w:r>
-        <w:rPr>
-          <w:rFonts w:ascii="Times New Roman" w:hAnsi="Times New Roman" w:cs="Times New Roman"/>
-        </w:rPr>
-        <w:t xml:space="preserve">  ephemeral/</w:t>
-      </w:r>
-      <w:proofErr w:type="spellStart"/>
-      <w:r>
-        <w:rPr>
-          <w:rFonts w:ascii="Times New Roman" w:hAnsi="Times New Roman" w:cs="Times New Roman"/>
-        </w:rPr>
-        <w:t>sementara</w:t>
-      </w:r>
-      <w:proofErr w:type="spellEnd"/>
-      <w:r>
-        <w:rPr>
-          <w:rFonts w:ascii="Times New Roman" w:hAnsi="Times New Roman" w:cs="Times New Roman"/>
-        </w:rPr>
-        <w:t xml:space="preserve"> di </w:t>
-      </w:r>
-      <w:proofErr w:type="spellStart"/>
-      <w:r>
-        <w:rPr>
-          <w:rFonts w:ascii="Times New Roman" w:hAnsi="Times New Roman" w:cs="Times New Roman"/>
-        </w:rPr>
-        <w:t>memori</w:t>
-      </w:r>
-      <w:proofErr w:type="spellEnd"/>
-      <w:r>
-        <w:rPr>
-          <w:rFonts w:ascii="Times New Roman" w:hAnsi="Times New Roman" w:cs="Times New Roman"/>
-        </w:rPr>
-        <w:t xml:space="preserve"> container). </w:t>
-      </w:r>
-      <w:proofErr w:type="spellStart"/>
-      <w:r>
-        <w:rPr>
-          <w:rFonts w:ascii="Times New Roman" w:hAnsi="Times New Roman" w:cs="Times New Roman"/>
-          <w:lang w:val="nb-NO"/>
-        </w:rPr>
-        <w:t>Cukup</w:t>
-      </w:r>
-      <w:proofErr w:type="spellEnd"/>
-      <w:r>
-        <w:rPr>
-          <w:rFonts w:ascii="Times New Roman" w:hAnsi="Times New Roman" w:cs="Times New Roman"/>
-          <w:lang w:val="nb-NO"/>
-        </w:rPr>
-        <w:t xml:space="preserve"> </w:t>
-      </w:r>
-      <w:proofErr w:type="spellStart"/>
-      <w:r>
-        <w:rPr>
-          <w:rFonts w:ascii="Times New Roman" w:hAnsi="Times New Roman" w:cs="Times New Roman"/>
-          <w:lang w:val="nb-NO"/>
-        </w:rPr>
-        <w:t>buat</w:t>
-      </w:r>
-      <w:proofErr w:type="spellEnd"/>
-      <w:r>
-        <w:rPr>
-          <w:rFonts w:ascii="Times New Roman" w:hAnsi="Times New Roman" w:cs="Times New Roman"/>
-          <w:lang w:val="nb-NO"/>
-        </w:rPr>
-        <w:t xml:space="preserve"> </w:t>
-      </w:r>
-      <w:proofErr w:type="spellStart"/>
-      <w:r>
-        <w:rPr>
-          <w:rFonts w:ascii="Times New Roman" w:hAnsi="Times New Roman" w:cs="Times New Roman"/>
-          <w:lang w:val="nb-NO"/>
-        </w:rPr>
-        <w:t>ulang</w:t>
-      </w:r>
-      <w:proofErr w:type="spellEnd"/>
-      <w:r>
-        <w:rPr>
-          <w:rFonts w:ascii="Times New Roman" w:hAnsi="Times New Roman" w:cs="Times New Roman"/>
-          <w:lang w:val="nb-NO"/>
-        </w:rPr>
-        <w:t xml:space="preserve"> </w:t>
-      </w:r>
-      <w:proofErr w:type="spellStart"/>
-      <w:r>
-        <w:rPr>
-          <w:rFonts w:ascii="Times New Roman" w:hAnsi="Times New Roman" w:cs="Times New Roman"/>
-          <w:lang w:val="nb-NO"/>
-        </w:rPr>
-        <w:t>bucket</w:t>
-      </w:r>
-      <w:proofErr w:type="spellEnd"/>
-      <w:r>
-        <w:rPr>
-          <w:rFonts w:ascii="Times New Roman" w:hAnsi="Times New Roman" w:cs="Times New Roman"/>
-          <w:lang w:val="nb-NO"/>
-        </w:rPr>
-        <w:t>-nya.</w:t>
-      </w:r>
     </w:p>
     <w:sectPr>
       <w:pgSz w:w="11906" w:h="16838"/>
@@ -4057,7 +3864,6 @@
   <w:style w:type="character" w:default="1" w:styleId="DefaultParagraphFont">
     <w:name w:val="Default Paragraph Font"/>
     <w:uiPriority w:val="1"/>
-    <w:semiHidden/>
     <w:unhideWhenUsed/>
   </w:style>
   <w:style w:type="table" w:default="1" w:styleId="TableNormal">
@@ -4080,6 +3886,29 @@
     <w:uiPriority w:val="99"/>
     <w:semiHidden/>
     <w:unhideWhenUsed/>
+  </w:style>
+  <w:style w:type="character" w:styleId="Hyperlink">
+    <w:name w:val="Hyperlink"/>
+    <w:basedOn w:val="DefaultParagraphFont"/>
+    <w:uiPriority w:val="99"/>
+    <w:unhideWhenUsed/>
+    <w:rsid w:val="00BA1CDE"/>
+    <w:rPr>
+      <w:color w:val="0563C1" w:themeColor="hyperlink"/>
+      <w:u w:val="single"/>
+    </w:rPr>
+  </w:style>
+  <w:style w:type="character" w:styleId="UnresolvedMention">
+    <w:name w:val="Unresolved Mention"/>
+    <w:basedOn w:val="DefaultParagraphFont"/>
+    <w:uiPriority w:val="99"/>
+    <w:semiHidden/>
+    <w:unhideWhenUsed/>
+    <w:rsid w:val="00BA1CDE"/>
+    <w:rPr>
+      <w:color w:val="605E5C"/>
+      <w:shd w:val="clear" w:color="auto" w:fill="E1DFDD"/>
+    </w:rPr>
   </w:style>
 </w:styles>
 </file>

--- a/LAPORAN.docx
+++ b/LAPORAN.docx
@@ -944,16 +944,8 @@
         <w:rPr>
           <w:rFonts w:ascii="Times New Roman" w:hAnsi="Times New Roman" w:cs="Times New Roman"/>
         </w:rPr>
-        <w:t>s3-creator-hub</w:t>
-      </w:r>
-      <w:proofErr w:type="gramStart"/>
-      <w:r>
-        <w:rPr>
-          <w:rFonts w:ascii="Times New Roman" w:hAnsi="Times New Roman" w:cs="Times New Roman"/>
-        </w:rPr>
-        <w:t>/.env</w:t>
-      </w:r>
-      <w:proofErr w:type="gramEnd"/>
+        <w:t>s3-creator-hub/.env</w:t>
+      </w:r>
       <w:r>
         <w:rPr>
           <w:rFonts w:ascii="Times New Roman" w:hAnsi="Times New Roman" w:cs="Times New Roman"/>
@@ -1356,21 +1348,7 @@
         <w:rPr>
           <w:rFonts w:ascii="Times New Roman" w:hAnsi="Times New Roman" w:cs="Times New Roman"/>
         </w:rPr>
-        <w:t xml:space="preserve"> </w:t>
-      </w:r>
-      <w:proofErr w:type="gramStart"/>
-      <w:r>
-        <w:rPr>
-          <w:rFonts w:ascii="Times New Roman" w:hAnsi="Times New Roman" w:cs="Times New Roman"/>
-        </w:rPr>
-        <w:t>terminal :</w:t>
-      </w:r>
-      <w:proofErr w:type="gramEnd"/>
-      <w:r>
-        <w:rPr>
-          <w:rFonts w:ascii="Times New Roman" w:hAnsi="Times New Roman" w:cs="Times New Roman"/>
-        </w:rPr>
-        <w:t xml:space="preserve"> git clone </w:t>
+        <w:t xml:space="preserve"> terminal : git clone </w:t>
       </w:r>
       <w:hyperlink r:id="rId5" w:history="1">
         <w:r>
@@ -1417,7 +1395,6 @@
         <w:t xml:space="preserve"> di </w:t>
       </w:r>
       <w:proofErr w:type="spellStart"/>
-      <w:proofErr w:type="gramStart"/>
       <w:r>
         <w:rPr>
           <w:rFonts w:ascii="Times New Roman" w:hAnsi="Times New Roman" w:cs="Times New Roman"/>
@@ -1429,14 +1406,7 @@
         <w:rPr>
           <w:rFonts w:ascii="Times New Roman" w:hAnsi="Times New Roman" w:cs="Times New Roman"/>
         </w:rPr>
-        <w:t xml:space="preserve"> :</w:t>
-      </w:r>
-      <w:proofErr w:type="gramEnd"/>
-      <w:r>
-        <w:rPr>
-          <w:rFonts w:ascii="Times New Roman" w:hAnsi="Times New Roman" w:cs="Times New Roman"/>
-        </w:rPr>
-        <w:t xml:space="preserve"> python -m </w:t>
+        <w:t xml:space="preserve"> : python -m </w:t>
       </w:r>
       <w:proofErr w:type="spellStart"/>
       <w:r>
@@ -1512,7 +1482,6 @@
         <w:t xml:space="preserve"> di </w:t>
       </w:r>
       <w:proofErr w:type="spellStart"/>
-      <w:proofErr w:type="gramStart"/>
       <w:r>
         <w:rPr>
           <w:rFonts w:ascii="Times New Roman" w:hAnsi="Times New Roman" w:cs="Times New Roman"/>
@@ -1530,14 +1499,7 @@
         <w:rPr>
           <w:rFonts w:ascii="Times New Roman" w:hAnsi="Times New Roman" w:cs="Times New Roman"/>
         </w:rPr>
-        <w:t>:</w:t>
-      </w:r>
-      <w:proofErr w:type="gramEnd"/>
-      <w:r>
-        <w:rPr>
-          <w:rFonts w:ascii="Times New Roman" w:hAnsi="Times New Roman" w:cs="Times New Roman"/>
-        </w:rPr>
-        <w:t xml:space="preserve"> .\.</w:t>
+        <w:t>: .\.</w:t>
       </w:r>
       <w:proofErr w:type="spellStart"/>
       <w:r>
@@ -1824,21 +1786,7 @@
         <w:rPr>
           <w:rFonts w:ascii="Times New Roman" w:hAnsi="Times New Roman" w:cs="Times New Roman"/>
         </w:rPr>
-        <w:t xml:space="preserve"> file </w:t>
-      </w:r>
-      <w:proofErr w:type="gramStart"/>
-      <w:r>
-        <w:rPr>
-          <w:rFonts w:ascii="Times New Roman" w:hAnsi="Times New Roman" w:cs="Times New Roman"/>
-        </w:rPr>
-        <w:t>'.env</w:t>
-      </w:r>
-      <w:proofErr w:type="gramEnd"/>
-      <w:r>
-        <w:rPr>
-          <w:rFonts w:ascii="Times New Roman" w:hAnsi="Times New Roman" w:cs="Times New Roman"/>
-        </w:rPr>
-        <w:t xml:space="preserve">' di </w:t>
+        <w:t xml:space="preserve"> file '.env' di </w:t>
       </w:r>
       <w:proofErr w:type="spellStart"/>
       <w:r>
@@ -1923,6 +1871,18 @@
           <w:rFonts w:ascii="Times New Roman" w:hAnsi="Times New Roman" w:cs="Times New Roman"/>
         </w:rPr>
         <w:t>:</w:t>
+      </w:r>
+      <w:r>
+        <w:rPr>
+          <w:rFonts w:ascii="Times New Roman" w:hAnsi="Times New Roman" w:cs="Times New Roman"/>
+        </w:rPr>
+        <w:t>(BUAT JIKA TIDAK A</w:t>
+      </w:r>
+      <w:r>
+        <w:rPr>
+          <w:rFonts w:ascii="Times New Roman" w:hAnsi="Times New Roman" w:cs="Times New Roman"/>
+        </w:rPr>
+        <w:t>DA)</w:t>
       </w:r>
     </w:p>
     <w:p>
@@ -2704,8 +2664,52 @@
           <w:rFonts w:ascii="Times New Roman" w:hAnsi="Times New Roman" w:cs="Times New Roman"/>
           <w:lang w:val="fi-FI"/>
         </w:rPr>
+        <w:t>Buka Docker Desktop nya</w:t>
+      </w:r>
+    </w:p>
+    <w:p>
+      <w:pPr>
+        <w:spacing w:after="0" w:line="360" w:lineRule="auto"/>
+        <w:jc w:val="both"/>
+        <w:rPr>
+          <w:rFonts w:ascii="Times New Roman" w:hAnsi="Times New Roman" w:cs="Times New Roman"/>
+          <w:lang w:val="fi-FI"/>
+        </w:rPr>
+      </w:pPr>
+      <w:r>
+        <w:rPr>
+          <w:rFonts w:ascii="Times New Roman" w:hAnsi="Times New Roman" w:cs="Times New Roman"/>
+          <w:lang w:val="fi-FI"/>
+        </w:rPr>
+        <w:t>Aktifkan stackport localhost:8080</w:t>
+      </w:r>
+    </w:p>
+    <w:p>
+      <w:pPr>
+        <w:spacing w:after="0" w:line="360" w:lineRule="auto"/>
+        <w:jc w:val="both"/>
+        <w:rPr>
+          <w:rFonts w:ascii="Times New Roman" w:hAnsi="Times New Roman" w:cs="Times New Roman"/>
+          <w:lang w:val="fi-FI"/>
+        </w:rPr>
+      </w:pPr>
+      <w:r>
+        <w:rPr>
+          <w:rFonts w:ascii="Times New Roman" w:hAnsi="Times New Roman" w:cs="Times New Roman"/>
+          <w:lang w:val="fi-FI"/>
+        </w:rPr>
         <w:t>Buka web browser anda</w:t>
       </w:r>
+    </w:p>
+    <w:p>
+      <w:pPr>
+        <w:spacing w:after="0" w:line="360" w:lineRule="auto"/>
+        <w:jc w:val="both"/>
+        <w:rPr>
+          <w:rFonts w:ascii="Times New Roman" w:hAnsi="Times New Roman" w:cs="Times New Roman"/>
+          <w:lang w:val="fi-FI"/>
+        </w:rPr>
+      </w:pPr>
     </w:p>
     <w:p>
       <w:pPr>
@@ -2994,6 +2998,7 @@
         <w:rPr>
           <w:rFonts w:ascii="Times New Roman" w:hAnsi="Times New Roman" w:cs="Times New Roman"/>
         </w:rPr>
+        <w:lastRenderedPageBreak/>
         <w:t>Region: us-east-1</w:t>
       </w:r>
     </w:p>
@@ -3053,7 +3058,6 @@
         <w:rPr>
           <w:rFonts w:ascii="Times New Roman" w:hAnsi="Times New Roman" w:cs="Times New Roman"/>
         </w:rPr>
-        <w:lastRenderedPageBreak/>
         <w:t>Secret Access Key: test</w:t>
       </w:r>
     </w:p>
@@ -3172,6 +3176,141 @@
           <w:rFonts w:ascii="Times New Roman" w:hAnsi="Times New Roman" w:cs="Times New Roman"/>
         </w:rPr>
       </w:pPr>
+    </w:p>
+    <w:p>
+      <w:pPr>
+        <w:spacing w:after="0" w:line="360" w:lineRule="auto"/>
+        <w:jc w:val="both"/>
+        <w:rPr>
+          <w:rFonts w:ascii="Times New Roman" w:hAnsi="Times New Roman" w:cs="Times New Roman"/>
+        </w:rPr>
+      </w:pPr>
+      <w:r>
+        <w:rPr>
+          <w:rFonts w:ascii="Times New Roman" w:hAnsi="Times New Roman" w:cs="Times New Roman"/>
+        </w:rPr>
+        <w:t xml:space="preserve">Ganti </w:t>
+      </w:r>
+      <w:proofErr w:type="spellStart"/>
+      <w:r>
+        <w:rPr>
+          <w:rFonts w:ascii="Times New Roman" w:hAnsi="Times New Roman" w:cs="Times New Roman"/>
+        </w:rPr>
+        <w:t>penggunaan</w:t>
+      </w:r>
+      <w:proofErr w:type="spellEnd"/>
+      <w:r>
+        <w:rPr>
+          <w:rFonts w:ascii="Times New Roman" w:hAnsi="Times New Roman" w:cs="Times New Roman"/>
+        </w:rPr>
+        <w:t xml:space="preserve"> endpoint yang </w:t>
+      </w:r>
+      <w:proofErr w:type="spellStart"/>
+      <w:r>
+        <w:rPr>
+          <w:rFonts w:ascii="Times New Roman" w:hAnsi="Times New Roman" w:cs="Times New Roman"/>
+        </w:rPr>
+        <w:t>sudah</w:t>
+      </w:r>
+      <w:proofErr w:type="spellEnd"/>
+      <w:r>
+        <w:rPr>
+          <w:rFonts w:ascii="Times New Roman" w:hAnsi="Times New Roman" w:cs="Times New Roman"/>
+        </w:rPr>
+        <w:t xml:space="preserve"> </w:t>
+      </w:r>
+      <w:proofErr w:type="spellStart"/>
+      <w:r>
+        <w:rPr>
+          <w:rFonts w:ascii="Times New Roman" w:hAnsi="Times New Roman" w:cs="Times New Roman"/>
+        </w:rPr>
+        <w:t>dibuat</w:t>
+      </w:r>
+      <w:proofErr w:type="spellEnd"/>
+      <w:r>
+        <w:rPr>
+          <w:rFonts w:ascii="Times New Roman" w:hAnsi="Times New Roman" w:cs="Times New Roman"/>
+        </w:rPr>
+        <w:t xml:space="preserve">, </w:t>
+      </w:r>
+      <w:proofErr w:type="spellStart"/>
+      <w:r>
+        <w:rPr>
+          <w:rFonts w:ascii="Times New Roman" w:hAnsi="Times New Roman" w:cs="Times New Roman"/>
+        </w:rPr>
+        <w:t>disebelah</w:t>
+      </w:r>
+      <w:proofErr w:type="spellEnd"/>
+      <w:r>
+        <w:rPr>
+          <w:rFonts w:ascii="Times New Roman" w:hAnsi="Times New Roman" w:cs="Times New Roman"/>
+        </w:rPr>
+        <w:t xml:space="preserve"> </w:t>
+      </w:r>
+      <w:proofErr w:type="spellStart"/>
+      <w:r>
+        <w:rPr>
+          <w:rFonts w:ascii="Times New Roman" w:hAnsi="Times New Roman" w:cs="Times New Roman"/>
+        </w:rPr>
+        <w:t>kiri</w:t>
+      </w:r>
+      <w:proofErr w:type="spellEnd"/>
+      <w:r>
+        <w:rPr>
+          <w:rFonts w:ascii="Times New Roman" w:hAnsi="Times New Roman" w:cs="Times New Roman"/>
+        </w:rPr>
+        <w:t xml:space="preserve"> </w:t>
+      </w:r>
+      <w:proofErr w:type="spellStart"/>
+      <w:r>
+        <w:rPr>
+          <w:rFonts w:ascii="Times New Roman" w:hAnsi="Times New Roman" w:cs="Times New Roman"/>
+        </w:rPr>
+        <w:t>bawah</w:t>
+      </w:r>
+      <w:proofErr w:type="spellEnd"/>
+      <w:r>
+        <w:rPr>
+          <w:rFonts w:ascii="Times New Roman" w:hAnsi="Times New Roman" w:cs="Times New Roman"/>
+        </w:rPr>
+        <w:t xml:space="preserve">, </w:t>
+      </w:r>
+      <w:proofErr w:type="spellStart"/>
+      <w:r>
+        <w:rPr>
+          <w:rFonts w:ascii="Times New Roman" w:hAnsi="Times New Roman" w:cs="Times New Roman"/>
+        </w:rPr>
+        <w:t>dari</w:t>
+      </w:r>
+      <w:proofErr w:type="spellEnd"/>
+      <w:r>
+        <w:rPr>
+          <w:rFonts w:ascii="Times New Roman" w:hAnsi="Times New Roman" w:cs="Times New Roman"/>
+        </w:rPr>
+        <w:t xml:space="preserve"> default </w:t>
+      </w:r>
+      <w:proofErr w:type="spellStart"/>
+      <w:r>
+        <w:rPr>
+          <w:rFonts w:ascii="Times New Roman" w:hAnsi="Times New Roman" w:cs="Times New Roman"/>
+        </w:rPr>
+        <w:t>menjadi</w:t>
+      </w:r>
+      <w:proofErr w:type="spellEnd"/>
+      <w:r>
+        <w:rPr>
+          <w:rFonts w:ascii="Times New Roman" w:hAnsi="Times New Roman" w:cs="Times New Roman"/>
+        </w:rPr>
+        <w:t xml:space="preserve"> </w:t>
+      </w:r>
+      <w:proofErr w:type="spellStart"/>
+      <w:r>
+        <w:rPr>
+          <w:rFonts w:ascii="Times New Roman" w:hAnsi="Times New Roman" w:cs="Times New Roman"/>
+        </w:rPr>
+        <w:t>localstack</w:t>
+      </w:r>
+      <w:proofErr w:type="spellEnd"/>
     </w:p>
     <w:p>
       <w:pPr>
@@ -3864,6 +4003,7 @@
   <w:style w:type="character" w:default="1" w:styleId="DefaultParagraphFont">
     <w:name w:val="Default Paragraph Font"/>
     <w:uiPriority w:val="1"/>
+    <w:semiHidden/>
     <w:unhideWhenUsed/>
   </w:style>
   <w:style w:type="table" w:default="1" w:styleId="TableNormal">
